--- a/BTTH2_LTWeb/Phiếu học tập CSS - BTTH02 - K66.docx
+++ b/BTTH2_LTWeb/Phiếu học tập CSS - BTTH02 - K66.docx
@@ -16,7 +16,7 @@
           <w:noProof/>
         </w:rPr>
         <w:pict w14:anchorId="4E6FB1D0">
-          <v:rect id="_x0000_s1038" alt="" style="width:475.5pt;height:.05pt;mso-width-percent:0;mso-height-percent:0;mso-left-percent:-10001;mso-top-percent:-10001;mso-position-horizontal:absolute;mso-position-horizontal-relative:char;mso-position-vertical:absolute;mso-position-vertical-relative:line;mso-width-percent:0;mso-height-percent:0;mso-left-percent:-10001;mso-top-percent:-10001" o:hralign="center" o:hrstd="t" strokeweight="1pt">
+          <v:rect id="_x0000_s1036" alt="" style="width:475.5pt;height:.05pt;mso-width-percent:0;mso-height-percent:0;mso-left-percent:-10001;mso-top-percent:-10001;mso-position-horizontal:absolute;mso-position-horizontal-relative:char;mso-position-vertical:absolute;mso-position-vertical-relative:line;mso-width-percent:0;mso-height-percent:0;mso-left-percent:-10001;mso-top-percent:-10001" o:hralign="center" o:hrstd="t" strokeweight="1pt">
             <v:stroke opacity="0"/>
           </v:rect>
         </w:pict>
@@ -160,7 +160,7 @@
           <w:noProof/>
         </w:rPr>
         <w:pict w14:anchorId="1FFA2B47">
-          <v:rect id="_x0000_s1037" alt="" style="width:475.5pt;height:.05pt;mso-width-percent:0;mso-height-percent:0;mso-left-percent:-10001;mso-top-percent:-10001;mso-position-horizontal:absolute;mso-position-horizontal-relative:char;mso-position-vertical:absolute;mso-position-vertical-relative:line;mso-width-percent:0;mso-height-percent:0;mso-left-percent:-10001;mso-top-percent:-10001" o:hralign="center" o:hrstd="t" strokeweight="1pt">
+          <v:rect id="_x0000_s1035" alt="" style="width:475.5pt;height:.05pt;mso-width-percent:0;mso-height-percent:0;mso-left-percent:-10001;mso-top-percent:-10001;mso-position-horizontal:absolute;mso-position-horizontal-relative:char;mso-position-vertical:absolute;mso-position-vertical-relative:line;mso-width-percent:0;mso-height-percent:0;mso-left-percent:-10001;mso-top-percent:-10001" o:hralign="center" o:hrstd="t" strokeweight="1pt">
             <v:stroke opacity="0"/>
           </v:rect>
         </w:pict>
@@ -1249,9 +1249,9 @@
       </w:tblPr>
       <w:tblGrid>
         <w:gridCol w:w="1738"/>
-        <w:gridCol w:w="2252"/>
+        <w:gridCol w:w="2251"/>
         <w:gridCol w:w="3109"/>
-        <w:gridCol w:w="2405"/>
+        <w:gridCol w:w="2406"/>
       </w:tblGrid>
       <w:tr>
         <w:trPr>
@@ -2100,7 +2100,7 @@
           <w:noProof/>
         </w:rPr>
         <w:pict w14:anchorId="4EE2617E">
-          <v:rect id="_x0000_s1036" alt="" style="width:475.5pt;height:.05pt;mso-width-percent:0;mso-height-percent:0;mso-left-percent:-10001;mso-top-percent:-10001;mso-position-horizontal:absolute;mso-position-horizontal-relative:char;mso-position-vertical:absolute;mso-position-vertical-relative:line;mso-width-percent:0;mso-height-percent:0;mso-left-percent:-10001;mso-top-percent:-10001" o:hralign="center" o:hrstd="t" strokeweight="1pt">
+          <v:rect id="_x0000_s1034" alt="" style="width:475.5pt;height:.05pt;mso-width-percent:0;mso-height-percent:0;mso-left-percent:-10001;mso-top-percent:-10001;mso-position-horizontal:absolute;mso-position-horizontal-relative:char;mso-position-vertical:absolute;mso-position-vertical-relative:line;mso-width-percent:0;mso-height-percent:0;mso-left-percent:-10001;mso-top-percent:-10001" o:hralign="center" o:hrstd="t" strokeweight="1pt">
             <v:stroke opacity="0"/>
           </v:rect>
         </w:pict>
@@ -3786,6 +3786,7 @@
       <w:r>
         <w:rPr>
           <w:rFonts w:ascii="inter" w:eastAsia="inter" w:hAnsi="inter" w:cs="inter"/>
+          <w:noProof/>
           <w:color w:val="000000"/>
         </w:rPr>
         <w:drawing>
@@ -3845,6 +3846,9 @@
         <w:spacing w:after="210" w:line="360" w:lineRule="auto"/>
       </w:pPr>
       <w:r>
+        <w:rPr>
+          <w:noProof/>
+        </w:rPr>
         <w:lastRenderedPageBreak/>
         <w:drawing>
           <wp:inline distT="0" distB="0" distL="0" distR="0" wp14:anchorId="0195884C" wp14:editId="43FF6AA2">
@@ -4426,16 +4430,7 @@
                 <w:color w:val="000000"/>
                 <w:sz w:val="17"/>
               </w:rPr>
-              <w:t>Tổng width = content + padding + borde</w:t>
-            </w:r>
-            <w:r>
-              <w:rPr>
-                <w:rFonts w:ascii="inter" w:eastAsia="inter" w:hAnsi="inter" w:cs="inter"/>
-                <w:i/>
-                <w:color w:val="000000"/>
-                <w:sz w:val="17"/>
-              </w:rPr>
-              <w:t>)</w:t>
+              <w:t>Tổng width = content + padding + borde)</w:t>
             </w:r>
           </w:p>
         </w:tc>
@@ -4846,6 +4841,16 @@
           <w:sz w:val="18"/>
         </w:rPr>
         <w:br/>
+        <w:t xml:space="preserve">    </w:t>
+      </w:r>
+      <w:r>
+        <w:rPr>
+          <w:rStyle w:val="VerbatimChar"/>
+          <w:rFonts w:ascii="IBM Plex Mono" w:eastAsia="IBM Plex Mono" w:hAnsi="IBM Plex Mono" w:cs="IBM Plex Mono"/>
+          <w:color w:val="000000"/>
+          <w:sz w:val="18"/>
+        </w:rPr>
+        <w:br/>
       </w:r>
       <w:r>
         <w:rPr>
@@ -4855,16 +4860,6 @@
           <w:sz w:val="18"/>
         </w:rPr>
         <w:lastRenderedPageBreak/>
-        <w:t xml:space="preserve">    </w:t>
-      </w:r>
-      <w:r>
-        <w:rPr>
-          <w:rStyle w:val="VerbatimChar"/>
-          <w:rFonts w:ascii="IBM Plex Mono" w:eastAsia="IBM Plex Mono" w:hAnsi="IBM Plex Mono" w:cs="IBM Plex Mono"/>
-          <w:color w:val="000000"/>
-          <w:sz w:val="18"/>
-        </w:rPr>
-        <w:br/>
         <w:t xml:space="preserve">    &lt;article class="card"&gt;</w:t>
       </w:r>
       <w:r>
@@ -5423,7 +5418,6 @@
           <w:color w:val="000000"/>
           <w:sz w:val="18"/>
         </w:rPr>
-        <w:lastRenderedPageBreak/>
         <w:t>    margin: 10px;</w:t>
       </w:r>
     </w:p>
@@ -5443,6 +5437,7 @@
           <w:color w:val="000000"/>
           <w:sz w:val="18"/>
         </w:rPr>
+        <w:lastRenderedPageBreak/>
         <w:t>    background: white;</w:t>
       </w:r>
     </w:p>
@@ -6030,9 +6025,9 @@
         <w:tblLook w:val="04A0" w:firstRow="1" w:lastRow="0" w:firstColumn="1" w:lastColumn="0" w:noHBand="0" w:noVBand="1"/>
       </w:tblPr>
       <w:tblGrid>
-        <w:gridCol w:w="1649"/>
-        <w:gridCol w:w="2487"/>
-        <w:gridCol w:w="2594"/>
+        <w:gridCol w:w="1563"/>
+        <w:gridCol w:w="3941"/>
+        <w:gridCol w:w="4000"/>
       </w:tblGrid>
       <w:tr>
         <w:trPr>
@@ -6162,7 +6157,7 @@
                 <w:color w:val="000000"/>
                 <w:sz w:val="17"/>
               </w:rPr>
-              <w:t>(Tự điền: 1 chiều hay 2 chiều?)</w:t>
+              <w:t>1 chiều</w:t>
             </w:r>
           </w:p>
         </w:tc>
@@ -6185,7 +6180,7 @@
                 <w:color w:val="000000"/>
                 <w:sz w:val="17"/>
               </w:rPr>
-              <w:t>(Tự điền: 1 chiều hay 2 chiều?)</w:t>
+              <w:t xml:space="preserve"> 2 chiều</w:t>
             </w:r>
           </w:p>
         </w:tc>
@@ -6240,7 +6235,7 @@
                 <w:color w:val="000000"/>
                 <w:sz w:val="17"/>
               </w:rPr>
-              <w:t>(Tự điền)</w:t>
+              <w:t>Căn chỉnh layout nhỏ, component, navbar, button group</w:t>
             </w:r>
           </w:p>
         </w:tc>
@@ -6263,7 +6258,7 @@
                 <w:color w:val="000000"/>
                 <w:sz w:val="17"/>
               </w:rPr>
-              <w:t>(Tự điền)</w:t>
+              <w:t>Layout tổng thể của trang, chia bố cục lớn</w:t>
             </w:r>
           </w:p>
         </w:tc>
@@ -6458,7 +6453,7 @@
                 <w:color w:val="000000"/>
                 <w:sz w:val="17"/>
               </w:rPr>
-              <w:t>(Tự điền)</w:t>
+              <w:t>Thanh menu ngang, căn giữa nội dung, card xếp 1 hàng</w:t>
             </w:r>
           </w:p>
         </w:tc>
@@ -6481,7 +6476,7 @@
                 <w:color w:val="000000"/>
                 <w:sz w:val="17"/>
               </w:rPr>
-              <w:t>(Tự điền)</w:t>
+              <w:t>Layout trang web (header, sidebar, content), gallery ảnh</w:t>
             </w:r>
           </w:p>
         </w:tc>
@@ -6657,6 +6652,15 @@
           <w:sz w:val="18"/>
         </w:rPr>
         <w:br/>
+      </w:r>
+      <w:r>
+        <w:rPr>
+          <w:rStyle w:val="VerbatimChar"/>
+          <w:rFonts w:ascii="IBM Plex Mono" w:eastAsia="IBM Plex Mono" w:hAnsi="IBM Plex Mono" w:cs="IBM Plex Mono"/>
+          <w:color w:val="000000"/>
+          <w:sz w:val="18"/>
+        </w:rPr>
+        <w:lastRenderedPageBreak/>
         <w:t>}</w:t>
       </w:r>
       <w:r>
@@ -6682,7 +6686,6 @@
           <w:color w:val="000000"/>
           <w:sz w:val="24"/>
         </w:rPr>
-        <w:lastRenderedPageBreak/>
         <w:t>1.2. CSS Grid - Các thuộc tính quan trọng</w:t>
       </w:r>
       <w:bookmarkEnd w:id="24"/>
@@ -7059,6 +7062,15 @@
           <w:sz w:val="18"/>
         </w:rPr>
         <w:br/>
+      </w:r>
+      <w:r>
+        <w:rPr>
+          <w:rStyle w:val="VerbatimChar"/>
+          <w:rFonts w:ascii="IBM Plex Mono" w:eastAsia="IBM Plex Mono" w:hAnsi="IBM Plex Mono" w:cs="IBM Plex Mono"/>
+          <w:color w:val="000000"/>
+          <w:sz w:val="18"/>
+        </w:rPr>
+        <w:lastRenderedPageBreak/>
         <w:t xml:space="preserve">    */</w:t>
       </w:r>
       <w:r>
@@ -7088,15 +7100,6 @@
           <w:sz w:val="18"/>
         </w:rPr>
         <w:br/>
-      </w:r>
-      <w:r>
-        <w:rPr>
-          <w:rStyle w:val="VerbatimChar"/>
-          <w:rFonts w:ascii="IBM Plex Mono" w:eastAsia="IBM Plex Mono" w:hAnsi="IBM Plex Mono" w:cs="IBM Plex Mono"/>
-          <w:color w:val="000000"/>
-          <w:sz w:val="18"/>
-        </w:rPr>
-        <w:lastRenderedPageBreak/>
         <w:t>/* Cải tiến .posts bằng Flexbox */</w:t>
       </w:r>
       <w:r>
@@ -7462,36 +7465,134 @@
           <w:b/>
           <w:color w:val="000000"/>
         </w:rPr>
+        <w:lastRenderedPageBreak/>
         <w:t>Ảnh kết quả (Dán ảnh vào đây):</w:t>
       </w:r>
     </w:p>
     <w:p>
       <w:pPr>
         <w:spacing w:after="210" w:line="360" w:lineRule="auto"/>
-      </w:pPr>
-      <w:r>
         <w:rPr>
           <w:rFonts w:ascii="inter" w:eastAsia="inter" w:hAnsi="inter" w:cs="inter"/>
           <w:i/>
           <w:color w:val="000000"/>
         </w:rPr>
-        <w:lastRenderedPageBreak/>
+      </w:pPr>
+      <w:r>
+        <w:rPr>
+          <w:rFonts w:ascii="inter" w:eastAsia="inter" w:hAnsi="inter" w:cs="inter"/>
+          <w:i/>
+          <w:color w:val="000000"/>
+        </w:rPr>
         <w:t>(Dán ảnh 1: Desktop view - 3 card ngang)</w:t>
       </w:r>
-      <w:r>
-        <w:rPr>
-          <w:rFonts w:ascii="inter" w:eastAsia="inter" w:hAnsi="inter" w:cs="inter"/>
-          <w:color w:val="000000"/>
-        </w:rPr>
-        <w:br/>
-      </w:r>
-      <w:r>
+    </w:p>
+    <w:p>
+      <w:pPr>
+        <w:spacing w:after="210" w:line="360" w:lineRule="auto"/>
         <w:rPr>
           <w:rFonts w:ascii="inter" w:eastAsia="inter" w:hAnsi="inter" w:cs="inter"/>
           <w:i/>
           <w:color w:val="000000"/>
         </w:rPr>
+      </w:pPr>
+      <w:r>
+        <w:rPr>
+          <w:rFonts w:ascii="inter" w:eastAsia="inter" w:hAnsi="inter" w:cs="inter"/>
+          <w:color w:val="000000"/>
+        </w:rPr>
+        <w:drawing>
+          <wp:inline distT="0" distB="0" distL="0" distR="0" wp14:anchorId="32A549D7" wp14:editId="315413E7">
+            <wp:extent cx="6038850" cy="3395345"/>
+            <wp:effectExtent l="0" t="0" r="0" b="0"/>
+            <wp:docPr id="766618913" name="Picture 1"/>
+            <wp:cNvGraphicFramePr>
+              <a:graphicFrameLocks xmlns:a="http://schemas.openxmlformats.org/drawingml/2006/main" noChangeAspect="1"/>
+            </wp:cNvGraphicFramePr>
+            <a:graphic xmlns:a="http://schemas.openxmlformats.org/drawingml/2006/main">
+              <a:graphicData uri="http://schemas.openxmlformats.org/drawingml/2006/picture">
+                <pic:pic xmlns:pic="http://schemas.openxmlformats.org/drawingml/2006/picture">
+                  <pic:nvPicPr>
+                    <pic:cNvPr id="766618913" name=""/>
+                    <pic:cNvPicPr/>
+                  </pic:nvPicPr>
+                  <pic:blipFill>
+                    <a:blip r:embed="rId9"/>
+                    <a:stretch>
+                      <a:fillRect/>
+                    </a:stretch>
+                  </pic:blipFill>
+                  <pic:spPr>
+                    <a:xfrm>
+                      <a:off x="0" y="0"/>
+                      <a:ext cx="6038850" cy="3395345"/>
+                    </a:xfrm>
+                    <a:prstGeom prst="rect">
+                      <a:avLst/>
+                    </a:prstGeom>
+                  </pic:spPr>
+                </pic:pic>
+              </a:graphicData>
+            </a:graphic>
+          </wp:inline>
+        </w:drawing>
+      </w:r>
+      <w:r>
+        <w:rPr>
+          <w:rFonts w:ascii="inter" w:eastAsia="inter" w:hAnsi="inter" w:cs="inter"/>
+          <w:color w:val="000000"/>
+        </w:rPr>
+        <w:br/>
+      </w:r>
+      <w:r>
+        <w:rPr>
+          <w:rFonts w:ascii="inter" w:eastAsia="inter" w:hAnsi="inter" w:cs="inter"/>
+          <w:i/>
+          <w:color w:val="000000"/>
+        </w:rPr>
         <w:t>(Dán ảnh 2: Mobile view - card xếp dọc)</w:t>
+      </w:r>
+    </w:p>
+    <w:p>
+      <w:pPr>
+        <w:spacing w:after="210" w:line="360" w:lineRule="auto"/>
+      </w:pPr>
+      <w:r>
+        <w:drawing>
+          <wp:inline distT="0" distB="0" distL="0" distR="0" wp14:anchorId="021443F2" wp14:editId="744650F0">
+            <wp:extent cx="6038850" cy="3388995"/>
+            <wp:effectExtent l="0" t="0" r="0" b="1905"/>
+            <wp:docPr id="109875296" name="Picture 1"/>
+            <wp:cNvGraphicFramePr>
+              <a:graphicFrameLocks xmlns:a="http://schemas.openxmlformats.org/drawingml/2006/main" noChangeAspect="1"/>
+            </wp:cNvGraphicFramePr>
+            <a:graphic xmlns:a="http://schemas.openxmlformats.org/drawingml/2006/main">
+              <a:graphicData uri="http://schemas.openxmlformats.org/drawingml/2006/picture">
+                <pic:pic xmlns:pic="http://schemas.openxmlformats.org/drawingml/2006/picture">
+                  <pic:nvPicPr>
+                    <pic:cNvPr id="109875296" name=""/>
+                    <pic:cNvPicPr/>
+                  </pic:nvPicPr>
+                  <pic:blipFill>
+                    <a:blip r:embed="rId10"/>
+                    <a:stretch>
+                      <a:fillRect/>
+                    </a:stretch>
+                  </pic:blipFill>
+                  <pic:spPr>
+                    <a:xfrm>
+                      <a:off x="0" y="0"/>
+                      <a:ext cx="6038850" cy="3388995"/>
+                    </a:xfrm>
+                    <a:prstGeom prst="rect">
+                      <a:avLst/>
+                    </a:prstGeom>
+                  </pic:spPr>
+                </pic:pic>
+              </a:graphicData>
+            </a:graphic>
+          </wp:inline>
+        </w:drawing>
       </w:r>
     </w:p>
     <w:p>
@@ -7875,6 +7976,36 @@
           <w:sz w:val="18"/>
         </w:rPr>
         <w:br/>
+        <w:t xml:space="preserve">       - display: flex</w:t>
+      </w:r>
+      <w:r>
+        <w:rPr>
+          <w:rStyle w:val="VerbatimChar"/>
+          <w:rFonts w:ascii="IBM Plex Mono" w:eastAsia="IBM Plex Mono" w:hAnsi="IBM Plex Mono" w:cs="IBM Plex Mono"/>
+          <w:color w:val="000000"/>
+          <w:sz w:val="18"/>
+        </w:rPr>
+        <w:br/>
+        <w:t xml:space="preserve">       - justify-content: center</w:t>
+      </w:r>
+      <w:r>
+        <w:rPr>
+          <w:rStyle w:val="VerbatimChar"/>
+          <w:rFonts w:ascii="IBM Plex Mono" w:eastAsia="IBM Plex Mono" w:hAnsi="IBM Plex Mono" w:cs="IBM Plex Mono"/>
+          <w:color w:val="000000"/>
+          <w:sz w:val="18"/>
+        </w:rPr>
+        <w:br/>
+        <w:t xml:space="preserve">       - align-items: center</w:t>
+      </w:r>
+      <w:r>
+        <w:rPr>
+          <w:rStyle w:val="VerbatimChar"/>
+          <w:rFonts w:ascii="IBM Plex Mono" w:eastAsia="IBM Plex Mono" w:hAnsi="IBM Plex Mono" w:cs="IBM Plex Mono"/>
+          <w:color w:val="000000"/>
+          <w:sz w:val="18"/>
+        </w:rPr>
+        <w:br/>
       </w:r>
       <w:r>
         <w:rPr>
@@ -7884,36 +8015,6 @@
           <w:sz w:val="18"/>
         </w:rPr>
         <w:lastRenderedPageBreak/>
-        <w:t xml:space="preserve">       - display: flex</w:t>
-      </w:r>
-      <w:r>
-        <w:rPr>
-          <w:rStyle w:val="VerbatimChar"/>
-          <w:rFonts w:ascii="IBM Plex Mono" w:eastAsia="IBM Plex Mono" w:hAnsi="IBM Plex Mono" w:cs="IBM Plex Mono"/>
-          <w:color w:val="000000"/>
-          <w:sz w:val="18"/>
-        </w:rPr>
-        <w:br/>
-        <w:t xml:space="preserve">       - justify-content: center</w:t>
-      </w:r>
-      <w:r>
-        <w:rPr>
-          <w:rStyle w:val="VerbatimChar"/>
-          <w:rFonts w:ascii="IBM Plex Mono" w:eastAsia="IBM Plex Mono" w:hAnsi="IBM Plex Mono" w:cs="IBM Plex Mono"/>
-          <w:color w:val="000000"/>
-          <w:sz w:val="18"/>
-        </w:rPr>
-        <w:br/>
-        <w:t xml:space="preserve">       - align-items: center</w:t>
-      </w:r>
-      <w:r>
-        <w:rPr>
-          <w:rStyle w:val="VerbatimChar"/>
-          <w:rFonts w:ascii="IBM Plex Mono" w:eastAsia="IBM Plex Mono" w:hAnsi="IBM Plex Mono" w:cs="IBM Plex Mono"/>
-          <w:color w:val="000000"/>
-          <w:sz w:val="18"/>
-        </w:rPr>
-        <w:br/>
         <w:t xml:space="preserve">       - height: 150px</w:t>
       </w:r>
       <w:r>
@@ -8087,7 +8188,14 @@
           <w:rFonts w:ascii="inter" w:eastAsia="inter" w:hAnsi="inter" w:cs="inter"/>
           <w:color w:val="000000"/>
         </w:rPr>
-        <w:t>: ________________________________</w:t>
+        <w:t>:</w:t>
+      </w:r>
+      <w:r>
+        <w:rPr>
+          <w:rFonts w:ascii="inter" w:eastAsia="inter" w:hAnsi="inter" w:cs="inter"/>
+          <w:color w:val="000000"/>
+        </w:rPr>
+        <w:t>Lặp lại số cột theo giá trị được chỉ định.</w:t>
       </w:r>
     </w:p>
     <w:p>
@@ -8097,6 +8205,10 @@
           <w:numId w:val="11"/>
         </w:numPr>
         <w:spacing w:before="105" w:after="105" w:line="360" w:lineRule="auto"/>
+        <w:rPr>
+          <w:rFonts w:ascii="inter" w:eastAsia="inter" w:hAnsi="inter" w:cs="inter"/>
+          <w:color w:val="000000"/>
+        </w:rPr>
       </w:pPr>
       <w:r>
         <w:rPr>
@@ -8113,7 +8225,28 @@
           <w:rFonts w:ascii="inter" w:eastAsia="inter" w:hAnsi="inter" w:cs="inter"/>
           <w:color w:val="000000"/>
         </w:rPr>
-        <w:t>: ________________________________</w:t>
+        <w:t xml:space="preserve">: </w:t>
+      </w:r>
+      <w:r>
+        <w:rPr>
+          <w:rFonts w:ascii="inter" w:eastAsia="inter" w:hAnsi="inter" w:cs="inter"/>
+          <w:color w:val="000000"/>
+        </w:rPr>
+        <w:t>  Tự động tính số cột có thể vừa với chiều rộng container.</w:t>
+      </w:r>
+      <w:r>
+        <w:rPr>
+          <w:rFonts w:ascii="inter" w:eastAsia="inter" w:hAnsi="inter" w:cs="inter"/>
+          <w:color w:val="000000"/>
+        </w:rPr>
+        <w:t xml:space="preserve"> </w:t>
+      </w:r>
+      <w:r>
+        <w:rPr>
+          <w:rFonts w:ascii="inter" w:eastAsia="inter" w:hAnsi="inter" w:cs="inter"/>
+          <w:color w:val="000000"/>
+        </w:rPr>
+        <w:t>Nếu còn dư khoảng trống, các cột sẽ giãn ra để lấp đầy.</w:t>
       </w:r>
     </w:p>
     <w:p>
@@ -8123,6 +8256,10 @@
           <w:numId w:val="11"/>
         </w:numPr>
         <w:spacing w:before="105" w:after="105" w:line="360" w:lineRule="auto"/>
+        <w:rPr>
+          <w:rFonts w:ascii="inter" w:eastAsia="inter" w:hAnsi="inter" w:cs="inter"/>
+          <w:color w:val="000000"/>
+        </w:rPr>
       </w:pPr>
       <w:r>
         <w:rPr>
@@ -8139,7 +8276,74 @@
           <w:rFonts w:ascii="inter" w:eastAsia="inter" w:hAnsi="inter" w:cs="inter"/>
           <w:color w:val="000000"/>
         </w:rPr>
-        <w:t>: ________________________________</w:t>
+        <w:t>:</w:t>
+      </w:r>
+      <w:r>
+        <w:rPr>
+          <w:rFonts w:ascii="inter" w:eastAsia="inter" w:hAnsi="inter" w:cs="inter"/>
+          <w:color w:val="000000"/>
+        </w:rPr>
+        <w:t xml:space="preserve"> </w:t>
+      </w:r>
+      <w:r>
+        <w:rPr>
+          <w:rFonts w:ascii="inter" w:eastAsia="inter" w:hAnsi="inter" w:cs="inter"/>
+          <w:color w:val="000000"/>
+        </w:rPr>
+        <w:t>Mỗi cột:</w:t>
+      </w:r>
+      <w:r>
+        <w:rPr>
+          <w:rFonts w:ascii="inter" w:eastAsia="inter" w:hAnsi="inter" w:cs="inter"/>
+          <w:color w:val="000000"/>
+        </w:rPr>
+        <w:t xml:space="preserve"> </w:t>
+      </w:r>
+      <w:r>
+        <w:rPr>
+          <w:rFonts w:ascii="inter" w:eastAsia="inter" w:hAnsi="inter" w:cs="inter"/>
+          <w:color w:val="000000"/>
+        </w:rPr>
+        <w:t xml:space="preserve">Nhỏ nhất: </w:t>
+      </w:r>
+      <w:r>
+        <w:rPr>
+          <w:rFonts w:ascii="inter" w:eastAsia="inter" w:hAnsi="inter" w:cs="inter"/>
+          <w:b/>
+          <w:bCs/>
+          <w:color w:val="000000"/>
+        </w:rPr>
+        <w:t>200px</w:t>
+      </w:r>
+      <w:r>
+        <w:rPr>
+          <w:rFonts w:ascii="inter" w:eastAsia="inter" w:hAnsi="inter" w:cs="inter"/>
+          <w:color w:val="000000"/>
+        </w:rPr>
+        <w:t xml:space="preserve">, </w:t>
+      </w:r>
+      <w:r>
+        <w:rPr>
+          <w:rFonts w:ascii="inter" w:eastAsia="inter" w:hAnsi="inter" w:cs="inter"/>
+          <w:color w:val="000000"/>
+        </w:rPr>
+        <w:t xml:space="preserve">Lớn nhất: </w:t>
+      </w:r>
+      <w:r>
+        <w:rPr>
+          <w:rFonts w:ascii="inter" w:eastAsia="inter" w:hAnsi="inter" w:cs="inter"/>
+          <w:b/>
+          <w:bCs/>
+          <w:color w:val="000000"/>
+        </w:rPr>
+        <w:t>1fr</w:t>
+      </w:r>
+      <w:r>
+        <w:rPr>
+          <w:rFonts w:ascii="inter" w:eastAsia="inter" w:hAnsi="inter" w:cs="inter"/>
+          <w:color w:val="000000"/>
+        </w:rPr>
+        <w:t xml:space="preserve"> (chia đều phần không gian còn lại)</w:t>
       </w:r>
     </w:p>
     <w:p>
@@ -8223,30 +8427,134 @@
     <w:p>
       <w:pPr>
         <w:spacing w:after="210" w:line="360" w:lineRule="auto"/>
-      </w:pPr>
-      <w:r>
         <w:rPr>
           <w:rFonts w:ascii="inter" w:eastAsia="inter" w:hAnsi="inter" w:cs="inter"/>
           <w:i/>
           <w:color w:val="000000"/>
         </w:rPr>
+      </w:pPr>
+      <w:r>
+        <w:rPr>
+          <w:rFonts w:ascii="inter" w:eastAsia="inter" w:hAnsi="inter" w:cs="inter"/>
+          <w:i/>
+          <w:color w:val="000000"/>
+        </w:rPr>
         <w:t>(Dán ảnh 1: Desktop - 3 cột)</w:t>
       </w:r>
-      <w:r>
-        <w:rPr>
-          <w:rFonts w:ascii="inter" w:eastAsia="inter" w:hAnsi="inter" w:cs="inter"/>
-          <w:color w:val="000000"/>
-        </w:rPr>
-        <w:br/>
-      </w:r>
-      <w:r>
+    </w:p>
+    <w:p>
+      <w:pPr>
+        <w:spacing w:after="210" w:line="360" w:lineRule="auto"/>
         <w:rPr>
           <w:rFonts w:ascii="inter" w:eastAsia="inter" w:hAnsi="inter" w:cs="inter"/>
           <w:i/>
           <w:color w:val="000000"/>
         </w:rPr>
+      </w:pPr>
+      <w:r>
+        <w:rPr>
+          <w:rFonts w:ascii="inter" w:eastAsia="inter" w:hAnsi="inter" w:cs="inter"/>
+          <w:color w:val="000000"/>
+        </w:rPr>
+        <w:lastRenderedPageBreak/>
+        <w:drawing>
+          <wp:inline distT="0" distB="0" distL="0" distR="0" wp14:anchorId="31B69C08" wp14:editId="2A446950">
+            <wp:extent cx="6038850" cy="3395345"/>
+            <wp:effectExtent l="0" t="0" r="0" b="0"/>
+            <wp:docPr id="1752759707" name="Picture 1"/>
+            <wp:cNvGraphicFramePr>
+              <a:graphicFrameLocks xmlns:a="http://schemas.openxmlformats.org/drawingml/2006/main" noChangeAspect="1"/>
+            </wp:cNvGraphicFramePr>
+            <a:graphic xmlns:a="http://schemas.openxmlformats.org/drawingml/2006/main">
+              <a:graphicData uri="http://schemas.openxmlformats.org/drawingml/2006/picture">
+                <pic:pic xmlns:pic="http://schemas.openxmlformats.org/drawingml/2006/picture">
+                  <pic:nvPicPr>
+                    <pic:cNvPr id="1752759707" name=""/>
+                    <pic:cNvPicPr/>
+                  </pic:nvPicPr>
+                  <pic:blipFill>
+                    <a:blip r:embed="rId11"/>
+                    <a:stretch>
+                      <a:fillRect/>
+                    </a:stretch>
+                  </pic:blipFill>
+                  <pic:spPr>
+                    <a:xfrm>
+                      <a:off x="0" y="0"/>
+                      <a:ext cx="6038850" cy="3395345"/>
+                    </a:xfrm>
+                    <a:prstGeom prst="rect">
+                      <a:avLst/>
+                    </a:prstGeom>
+                  </pic:spPr>
+                </pic:pic>
+              </a:graphicData>
+            </a:graphic>
+          </wp:inline>
+        </w:drawing>
+      </w:r>
+      <w:r>
+        <w:rPr>
+          <w:rFonts w:ascii="inter" w:eastAsia="inter" w:hAnsi="inter" w:cs="inter"/>
+          <w:color w:val="000000"/>
+        </w:rPr>
+        <w:br/>
+      </w:r>
+      <w:r>
+        <w:rPr>
+          <w:rFonts w:ascii="inter" w:eastAsia="inter" w:hAnsi="inter" w:cs="inter"/>
+          <w:i/>
+          <w:color w:val="000000"/>
+        </w:rPr>
         <w:t>(Dán ảnh 2: Mobile - 1 cột)</w:t>
       </w:r>
+    </w:p>
+    <w:p>
+      <w:pPr>
+        <w:spacing w:after="210" w:line="360" w:lineRule="auto"/>
+      </w:pPr>
+      <w:r>
+        <w:drawing>
+          <wp:inline distT="0" distB="0" distL="0" distR="0" wp14:anchorId="09C7A58E" wp14:editId="0BC2D5BC">
+            <wp:extent cx="6038850" cy="3402965"/>
+            <wp:effectExtent l="0" t="0" r="0" b="6985"/>
+            <wp:docPr id="1680326833" name="Picture 1"/>
+            <wp:cNvGraphicFramePr>
+              <a:graphicFrameLocks xmlns:a="http://schemas.openxmlformats.org/drawingml/2006/main" noChangeAspect="1"/>
+            </wp:cNvGraphicFramePr>
+            <a:graphic xmlns:a="http://schemas.openxmlformats.org/drawingml/2006/main">
+              <a:graphicData uri="http://schemas.openxmlformats.org/drawingml/2006/picture">
+                <pic:pic xmlns:pic="http://schemas.openxmlformats.org/drawingml/2006/picture">
+                  <pic:nvPicPr>
+                    <pic:cNvPr id="1680326833" name=""/>
+                    <pic:cNvPicPr/>
+                  </pic:nvPicPr>
+                  <pic:blipFill>
+                    <a:blip r:embed="rId12"/>
+                    <a:stretch>
+                      <a:fillRect/>
+                    </a:stretch>
+                  </pic:blipFill>
+                  <pic:spPr>
+                    <a:xfrm>
+                      <a:off x="0" y="0"/>
+                      <a:ext cx="6038850" cy="3402965"/>
+                    </a:xfrm>
+                    <a:prstGeom prst="rect">
+                      <a:avLst/>
+                    </a:prstGeom>
+                  </pic:spPr>
+                </pic:pic>
+              </a:graphicData>
+            </a:graphic>
+          </wp:inline>
+        </w:drawing>
+      </w:r>
+    </w:p>
+    <w:p>
+      <w:pPr>
+        <w:spacing w:after="210" w:line="360" w:lineRule="auto"/>
+      </w:pPr>
     </w:p>
     <w:p>
       <w:pPr>
@@ -8281,6 +8589,7 @@
           <w:color w:val="000000"/>
           <w:sz w:val="24"/>
         </w:rPr>
+        <w:lastRenderedPageBreak/>
         <w:t>PHIẾU HỌC TẬP --- ĐỊNH VỊ CSS &amp; RESPONSIVE DESIGN</w:t>
       </w:r>
       <w:hyperlink w:anchor="fn2">
@@ -8323,7 +8632,6 @@
           <w:color w:val="000000"/>
           <w:sz w:val="24"/>
         </w:rPr>
-        <w:lastRenderedPageBreak/>
         <w:t>1. Kiến thức cốt lõi: CSS Position</w:t>
       </w:r>
       <w:bookmarkEnd w:id="36"/>
@@ -8355,9 +8663,9 @@
         <w:tblLook w:val="04A0" w:firstRow="1" w:lastRow="0" w:firstColumn="1" w:lastColumn="0" w:noHBand="0" w:noVBand="1"/>
       </w:tblPr>
       <w:tblGrid>
-        <w:gridCol w:w="1192"/>
-        <w:gridCol w:w="992"/>
-        <w:gridCol w:w="1394"/>
+        <w:gridCol w:w="1191"/>
+        <w:gridCol w:w="5994"/>
+        <w:gridCol w:w="2319"/>
       </w:tblGrid>
       <w:tr>
         <w:trPr>
@@ -8488,7 +8796,7 @@
                 <w:color w:val="000000"/>
                 <w:sz w:val="17"/>
               </w:rPr>
-              <w:t>(Tự điền)</w:t>
+              <w:t>Mặc định. Phần tử hiển thị theo luồng bình thường của trang. Không dùng được top, left, right, bottom.</w:t>
             </w:r>
           </w:p>
         </w:tc>
@@ -8511,7 +8819,7 @@
                 <w:color w:val="000000"/>
                 <w:sz w:val="17"/>
               </w:rPr>
-              <w:t>(Tự điền)</w:t>
+              <w:t>Đoạn văn bản, div bình thường</w:t>
             </w:r>
           </w:p>
         </w:tc>
@@ -8567,7 +8875,7 @@
                 <w:color w:val="000000"/>
                 <w:sz w:val="17"/>
               </w:rPr>
-              <w:t>(Tự điền)</w:t>
+              <w:t>Vẫn nằm trong luồng bình thường, nhưng có thể dịch chuyển so với vị trí ban đầu bằng top, left…</w:t>
             </w:r>
           </w:p>
         </w:tc>
@@ -8590,7 +8898,7 @@
                 <w:color w:val="000000"/>
                 <w:sz w:val="17"/>
               </w:rPr>
-              <w:t>(Tự điền)</w:t>
+              <w:t>Tạo mốc để chứa phần tử absolute</w:t>
             </w:r>
           </w:p>
         </w:tc>
@@ -8646,7 +8954,7 @@
                 <w:color w:val="000000"/>
                 <w:sz w:val="17"/>
               </w:rPr>
-              <w:t>(Tự điền)</w:t>
+              <w:t>Thoát khỏi luồng bình thường. Định vị theo phần tử cha gần nhất có position khác static.</w:t>
             </w:r>
           </w:p>
         </w:tc>
@@ -8669,7 +8977,7 @@
                 <w:color w:val="000000"/>
                 <w:sz w:val="17"/>
               </w:rPr>
-              <w:t>(Tự điền)</w:t>
+              <w:t>Tooltip, icon đặt góc ảnh</w:t>
             </w:r>
           </w:p>
         </w:tc>
@@ -8725,7 +9033,7 @@
                 <w:color w:val="000000"/>
                 <w:sz w:val="17"/>
               </w:rPr>
-              <w:t>(Tự điền)</w:t>
+              <w:t>Thoát khỏi luồng. Cố định theo cửa sổ trình duyệt (viewport).</w:t>
             </w:r>
           </w:p>
         </w:tc>
@@ -8748,7 +9056,7 @@
                 <w:color w:val="000000"/>
                 <w:sz w:val="17"/>
               </w:rPr>
-              <w:t>(Tự điền)</w:t>
+              <w:t>Thanh menu cố định trên cùng</w:t>
             </w:r>
           </w:p>
         </w:tc>
@@ -8804,7 +9112,7 @@
                 <w:color w:val="000000"/>
                 <w:sz w:val="17"/>
               </w:rPr>
-              <w:t>(Tự điền)</w:t>
+              <w:t>Kết hợp giữa relative và fixed. Khi cuộn đến vị trí nhất định sẽ “dính” lại.</w:t>
             </w:r>
           </w:p>
         </w:tc>
@@ -8827,7 +9135,7 @@
                 <w:color w:val="000000"/>
                 <w:sz w:val="17"/>
               </w:rPr>
-              <w:t>(Tự điền)</w:t>
+              <w:t>Header tự động cố định khi cuộn</w:t>
             </w:r>
           </w:p>
         </w:tc>
@@ -9026,6 +9334,7 @@
           <w:b/>
           <w:color w:val="000000"/>
         </w:rPr>
+        <w:lastRenderedPageBreak/>
         <w:t>Tablet</w:t>
       </w:r>
       <w:r>
@@ -9134,7 +9443,6 @@
           <w:color w:val="000000"/>
           <w:sz w:val="24"/>
         </w:rPr>
-        <w:lastRenderedPageBreak/>
         <w:t>Yêu cầu:</w:t>
       </w:r>
       <w:bookmarkEnd w:id="41"/>
@@ -9435,6 +9743,15 @@
           <w:sz w:val="18"/>
         </w:rPr>
         <w:br/>
+      </w:r>
+      <w:r>
+        <w:rPr>
+          <w:rStyle w:val="VerbatimChar"/>
+          <w:rFonts w:ascii="IBM Plex Mono" w:eastAsia="IBM Plex Mono" w:hAnsi="IBM Plex Mono" w:cs="IBM Plex Mono"/>
+          <w:color w:val="000000"/>
+          <w:sz w:val="18"/>
+        </w:rPr>
+        <w:lastRenderedPageBreak/>
         <w:t xml:space="preserve">    /* TODO:</w:t>
       </w:r>
       <w:r>
@@ -9525,15 +9842,6 @@
           <w:sz w:val="18"/>
         </w:rPr>
         <w:br/>
-      </w:r>
-      <w:r>
-        <w:rPr>
-          <w:rStyle w:val="VerbatimChar"/>
-          <w:rFonts w:ascii="IBM Plex Mono" w:eastAsia="IBM Plex Mono" w:hAnsi="IBM Plex Mono" w:cs="IBM Plex Mono"/>
-          <w:color w:val="000000"/>
-          <w:sz w:val="18"/>
-        </w:rPr>
-        <w:lastRenderedPageBreak/>
         <w:t>}</w:t>
       </w:r>
       <w:r>
@@ -9735,14 +10043,62 @@
     <w:p>
       <w:pPr>
         <w:spacing w:after="210" w:line="360" w:lineRule="auto"/>
-      </w:pPr>
-      <w:r>
         <w:rPr>
           <w:rFonts w:ascii="inter" w:eastAsia="inter" w:hAnsi="inter" w:cs="inter"/>
           <w:i/>
           <w:color w:val="000000"/>
         </w:rPr>
+      </w:pPr>
+      <w:r>
+        <w:rPr>
+          <w:rFonts w:ascii="inter" w:eastAsia="inter" w:hAnsi="inter" w:cs="inter"/>
+          <w:i/>
+          <w:color w:val="000000"/>
+        </w:rPr>
         <w:t>(Dán ảnh: Giao diện có header sticky và nút scroll)</w:t>
+      </w:r>
+    </w:p>
+    <w:p>
+      <w:pPr>
+        <w:spacing w:after="210" w:line="360" w:lineRule="auto"/>
+      </w:pPr>
+      <w:r>
+        <w:lastRenderedPageBreak/>
+        <w:drawing>
+          <wp:inline distT="0" distB="0" distL="0" distR="0" wp14:anchorId="2C12D86E" wp14:editId="15B7A577">
+            <wp:extent cx="6038850" cy="3395345"/>
+            <wp:effectExtent l="0" t="0" r="0" b="0"/>
+            <wp:docPr id="24641101" name="Picture 1"/>
+            <wp:cNvGraphicFramePr>
+              <a:graphicFrameLocks xmlns:a="http://schemas.openxmlformats.org/drawingml/2006/main" noChangeAspect="1"/>
+            </wp:cNvGraphicFramePr>
+            <a:graphic xmlns:a="http://schemas.openxmlformats.org/drawingml/2006/main">
+              <a:graphicData uri="http://schemas.openxmlformats.org/drawingml/2006/picture">
+                <pic:pic xmlns:pic="http://schemas.openxmlformats.org/drawingml/2006/picture">
+                  <pic:nvPicPr>
+                    <pic:cNvPr id="24641101" name=""/>
+                    <pic:cNvPicPr/>
+                  </pic:nvPicPr>
+                  <pic:blipFill>
+                    <a:blip r:embed="rId13"/>
+                    <a:stretch>
+                      <a:fillRect/>
+                    </a:stretch>
+                  </pic:blipFill>
+                  <pic:spPr>
+                    <a:xfrm>
+                      <a:off x="0" y="0"/>
+                      <a:ext cx="6038850" cy="3395345"/>
+                    </a:xfrm>
+                    <a:prstGeom prst="rect">
+                      <a:avLst/>
+                    </a:prstGeom>
+                  </pic:spPr>
+                </pic:pic>
+              </a:graphicData>
+            </a:graphic>
+          </wp:inline>
+        </w:drawing>
       </w:r>
     </w:p>
     <w:p>
@@ -9823,11 +10179,15 @@
           <w:numId w:val="16"/>
         </w:numPr>
         <w:spacing w:before="105" w:after="105" w:line="360" w:lineRule="auto"/>
-      </w:pPr>
-      <w:r>
-        <w:rPr>
-          <w:rFonts w:ascii="inter" w:eastAsia="inter" w:hAnsi="inter" w:cs="inter"/>
-          <w:color w:val="000000"/>
+        <w:rPr>
+          <w:highlight w:val="yellow"/>
+        </w:rPr>
+      </w:pPr>
+      <w:r>
+        <w:rPr>
+          <w:rFonts w:ascii="inter" w:eastAsia="inter" w:hAnsi="inter" w:cs="inter"/>
+          <w:color w:val="000000"/>
+          <w:highlight w:val="yellow"/>
         </w:rPr>
         <w:t xml:space="preserve">A. </w:t>
       </w:r>
@@ -9837,6 +10197,7 @@
           <w:rFonts w:ascii="IBM Plex Mono" w:eastAsia="IBM Plex Mono" w:hAnsi="IBM Plex Mono" w:cs="IBM Plex Mono"/>
           <w:color w:val="000000"/>
           <w:sz w:val="18"/>
+          <w:highlight w:val="yellow"/>
           <w:shd w:val="clear" w:color="auto" w:fill="F8F8FA"/>
         </w:rPr>
         <w:t>div p</w:t>
@@ -9940,11 +10301,15 @@
           <w:numId w:val="17"/>
         </w:numPr>
         <w:spacing w:before="105" w:after="105" w:line="360" w:lineRule="auto"/>
-      </w:pPr>
-      <w:r>
-        <w:rPr>
-          <w:rFonts w:ascii="inter" w:eastAsia="inter" w:hAnsi="inter" w:cs="inter"/>
-          <w:color w:val="000000"/>
+        <w:rPr>
+          <w:highlight w:val="yellow"/>
+        </w:rPr>
+      </w:pPr>
+      <w:r>
+        <w:rPr>
+          <w:rFonts w:ascii="inter" w:eastAsia="inter" w:hAnsi="inter" w:cs="inter"/>
+          <w:color w:val="000000"/>
+          <w:highlight w:val="yellow"/>
         </w:rPr>
         <w:t>B. Chọn phần tử khi rê chuột</w:t>
       </w:r>
@@ -10012,11 +10377,15 @@
           <w:numId w:val="18"/>
         </w:numPr>
         <w:spacing w:before="105" w:after="105" w:line="360" w:lineRule="auto"/>
-      </w:pPr>
-      <w:r>
-        <w:rPr>
-          <w:rFonts w:ascii="inter" w:eastAsia="inter" w:hAnsi="inter" w:cs="inter"/>
-          <w:color w:val="000000"/>
+        <w:rPr>
+          <w:highlight w:val="yellow"/>
+        </w:rPr>
+      </w:pPr>
+      <w:r>
+        <w:rPr>
+          <w:rFonts w:ascii="inter" w:eastAsia="inter" w:hAnsi="inter" w:cs="inter"/>
+          <w:color w:val="000000"/>
+          <w:highlight w:val="yellow"/>
         </w:rPr>
         <w:t>A. Width bao gồm content + padding + border</w:t>
       </w:r>
@@ -10073,11 +10442,15 @@
           <w:numId w:val="19"/>
         </w:numPr>
         <w:spacing w:before="105" w:after="105" w:line="360" w:lineRule="auto"/>
-      </w:pPr>
-      <w:r>
-        <w:rPr>
-          <w:rFonts w:ascii="inter" w:eastAsia="inter" w:hAnsi="inter" w:cs="inter"/>
-          <w:color w:val="000000"/>
+        <w:rPr>
+          <w:highlight w:val="yellow"/>
+        </w:rPr>
+      </w:pPr>
+      <w:r>
+        <w:rPr>
+          <w:rFonts w:ascii="inter" w:eastAsia="inter" w:hAnsi="inter" w:cs="inter"/>
+          <w:color w:val="000000"/>
+          <w:highlight w:val="yellow"/>
         </w:rPr>
         <w:t>A. Content → Padding → Border → Margin</w:t>
       </w:r>
@@ -10151,11 +10524,15 @@
           <w:numId w:val="20"/>
         </w:numPr>
         <w:spacing w:before="105" w:after="105" w:line="360" w:lineRule="auto"/>
-      </w:pPr>
-      <w:r>
-        <w:rPr>
-          <w:rFonts w:ascii="inter" w:eastAsia="inter" w:hAnsi="inter" w:cs="inter"/>
-          <w:color w:val="000000"/>
+        <w:rPr>
+          <w:highlight w:val="yellow"/>
+        </w:rPr>
+      </w:pPr>
+      <w:r>
+        <w:rPr>
+          <w:rFonts w:ascii="inter" w:eastAsia="inter" w:hAnsi="inter" w:cs="inter"/>
+          <w:color w:val="000000"/>
+          <w:highlight w:val="yellow"/>
         </w:rPr>
         <w:t>A. 1 chiều (hàng hoặc cột)</w:t>
       </w:r>
@@ -10239,11 +10616,15 @@
           <w:numId w:val="21"/>
         </w:numPr>
         <w:spacing w:before="105" w:after="105" w:line="360" w:lineRule="auto"/>
-      </w:pPr>
-      <w:r>
-        <w:rPr>
-          <w:rFonts w:ascii="inter" w:eastAsia="inter" w:hAnsi="inter" w:cs="inter"/>
-          <w:color w:val="000000"/>
+        <w:rPr>
+          <w:highlight w:val="yellow"/>
+        </w:rPr>
+      </w:pPr>
+      <w:r>
+        <w:rPr>
+          <w:rFonts w:ascii="inter" w:eastAsia="inter" w:hAnsi="inter" w:cs="inter"/>
+          <w:color w:val="000000"/>
+          <w:highlight w:val="yellow"/>
         </w:rPr>
         <w:t>B. Chia đều khoảng trống giữa các item</w:t>
       </w:r>
@@ -10300,11 +10681,15 @@
           <w:numId w:val="22"/>
         </w:numPr>
         <w:spacing w:before="105" w:after="105" w:line="360" w:lineRule="auto"/>
-      </w:pPr>
-      <w:r>
-        <w:rPr>
-          <w:rFonts w:ascii="inter" w:eastAsia="inter" w:hAnsi="inter" w:cs="inter"/>
-          <w:color w:val="000000"/>
+        <w:rPr>
+          <w:highlight w:val="yellow"/>
+        </w:rPr>
+      </w:pPr>
+      <w:r>
+        <w:rPr>
+          <w:rFonts w:ascii="inter" w:eastAsia="inter" w:hAnsi="inter" w:cs="inter"/>
+          <w:color w:val="000000"/>
+          <w:highlight w:val="yellow"/>
         </w:rPr>
         <w:t>B. Layout phức tạp nhiều hàng cột</w:t>
       </w:r>
@@ -10372,11 +10757,15 @@
           <w:numId w:val="23"/>
         </w:numPr>
         <w:spacing w:before="105" w:after="105" w:line="360" w:lineRule="auto"/>
-      </w:pPr>
-      <w:r>
-        <w:rPr>
-          <w:rFonts w:ascii="inter" w:eastAsia="inter" w:hAnsi="inter" w:cs="inter"/>
-          <w:color w:val="000000"/>
+        <w:rPr>
+          <w:highlight w:val="yellow"/>
+        </w:rPr>
+      </w:pPr>
+      <w:r>
+        <w:rPr>
+          <w:rFonts w:ascii="inter" w:eastAsia="inter" w:hAnsi="inter" w:cs="inter"/>
+          <w:color w:val="000000"/>
+          <w:highlight w:val="yellow"/>
         </w:rPr>
         <w:t>A. Cố định so với viewport</w:t>
       </w:r>
@@ -10459,11 +10848,15 @@
           <w:numId w:val="24"/>
         </w:numPr>
         <w:spacing w:before="105" w:after="105" w:line="360" w:lineRule="auto"/>
-      </w:pPr>
-      <w:r>
-        <w:rPr>
-          <w:rFonts w:ascii="inter" w:eastAsia="inter" w:hAnsi="inter" w:cs="inter"/>
-          <w:color w:val="000000"/>
+        <w:rPr>
+          <w:highlight w:val="yellow"/>
+        </w:rPr>
+      </w:pPr>
+      <w:r>
+        <w:rPr>
+          <w:rFonts w:ascii="inter" w:eastAsia="inter" w:hAnsi="inter" w:cs="inter"/>
+          <w:color w:val="000000"/>
+          <w:highlight w:val="yellow"/>
         </w:rPr>
         <w:t>B. Màn hình ≤ 768px</w:t>
       </w:r>
@@ -10884,7 +11277,7 @@
           <w:rFonts w:ascii="inter" w:eastAsia="inter" w:hAnsi="inter" w:cs="inter"/>
           <w:color w:val="000000"/>
         </w:rPr>
-        <w:t>________________________________</w:t>
+        <w:t>CSS và bộ chọn</w:t>
       </w:r>
     </w:p>
     <w:p>
@@ -10900,7 +11293,7 @@
           <w:rFonts w:ascii="inter" w:eastAsia="inter" w:hAnsi="inter" w:cs="inter"/>
           <w:color w:val="000000"/>
         </w:rPr>
-        <w:t>________________________________</w:t>
+        <w:t>Box Modal và Flex box</w:t>
       </w:r>
     </w:p>
     <w:p>
@@ -10916,7 +11309,7 @@
           <w:rFonts w:ascii="inter" w:eastAsia="inter" w:hAnsi="inter" w:cs="inter"/>
           <w:color w:val="000000"/>
         </w:rPr>
-        <w:t>________________________________</w:t>
+        <w:t>Responsive và Position</w:t>
       </w:r>
     </w:p>
     <w:p>
@@ -10949,23 +11342,7 @@
           <w:rFonts w:ascii="inter" w:eastAsia="inter" w:hAnsi="inter" w:cs="inter"/>
           <w:color w:val="000000"/>
         </w:rPr>
-        <w:t>________________________________</w:t>
-      </w:r>
-    </w:p>
-    <w:p>
-      <w:pPr>
-        <w:numPr>
-          <w:ilvl w:val="0"/>
-          <w:numId w:val="27"/>
-        </w:numPr>
-        <w:spacing w:before="105" w:after="105" w:line="360" w:lineRule="auto"/>
-      </w:pPr>
-      <w:r>
-        <w:rPr>
-          <w:rFonts w:ascii="inter" w:eastAsia="inter" w:hAnsi="inter" w:cs="inter"/>
-          <w:color w:val="000000"/>
-        </w:rPr>
-        <w:t>________________________________</w:t>
+        <w:t>Grid</w:t>
       </w:r>
     </w:p>
     <w:p>
@@ -10987,20 +11364,15 @@
     </w:p>
     <w:p>
       <w:pPr>
-        <w:spacing w:after="210" w:line="360" w:lineRule="auto"/>
-      </w:pPr>
-      <w:r>
-        <w:rPr>
-          <w:rFonts w:ascii="inter" w:eastAsia="inter" w:hAnsi="inter" w:cs="inter"/>
-          <w:color w:val="000000"/>
-        </w:rPr>
-        <w:t>________________________________</w:t>
-      </w:r>
-    </w:p>
-    <w:p>
-      <w:pPr>
         <w:spacing w:before="210" w:after="0" w:line="360" w:lineRule="auto"/>
       </w:pPr>
+      <w:r>
+        <w:rPr>
+          <w:rFonts w:ascii="inter" w:eastAsia="inter" w:hAnsi="inter" w:cs="inter"/>
+          <w:color w:val="000000"/>
+        </w:rPr>
+        <w:t>Javascript</w:t>
+      </w:r>
       <w:r>
         <w:rPr>
           <w:noProof/>
@@ -11047,7 +11419,7 @@
           <w:rFonts w:ascii="inter" w:eastAsia="inter" w:hAnsi="inter" w:cs="inter"/>
           <w:color w:val="000000"/>
         </w:rPr>
-        <w:t xml:space="preserve"> __________________________________</w:t>
+        <w:t xml:space="preserve"> 3/1/2026</w:t>
       </w:r>
     </w:p>
     <w:p>
@@ -11067,7 +11439,14 @@
           <w:rFonts w:ascii="inter" w:eastAsia="inter" w:hAnsi="inter" w:cs="inter"/>
           <w:color w:val="000000"/>
         </w:rPr>
-        <w:t xml:space="preserve"> __________________________________</w:t>
+        <w:t xml:space="preserve"> </w:t>
+      </w:r>
+      <w:r>
+        <w:rPr>
+          <w:rFonts w:ascii="inter" w:eastAsia="inter" w:hAnsi="inter" w:cs="inter"/>
+          <w:color w:val="000000"/>
+        </w:rPr>
+        <w:t>Lâm</w:t>
       </w:r>
     </w:p>
     <w:p>
@@ -12395,6 +12774,155 @@
     </w:lvl>
   </w:abstractNum>
   <w:abstractNum w:abstractNumId="22" w15:restartNumberingAfterBreak="0">
+    <w:nsid w:val="60346D2E"/>
+    <w:multiLevelType w:val="multilevel"/>
+    <w:tmpl w:val="BB1212C4"/>
+    <w:lvl w:ilvl="0">
+      <w:start w:val="1"/>
+      <w:numFmt w:val="bullet"/>
+      <w:lvlText w:val=""/>
+      <w:lvlJc w:val="left"/>
+      <w:pPr>
+        <w:tabs>
+          <w:tab w:val="num" w:pos="720"/>
+        </w:tabs>
+        <w:ind w:left="720" w:hanging="360"/>
+      </w:pPr>
+      <w:rPr>
+        <w:rFonts w:ascii="Symbol" w:hAnsi="Symbol" w:hint="default"/>
+        <w:sz w:val="20"/>
+      </w:rPr>
+    </w:lvl>
+    <w:lvl w:ilvl="1" w:tentative="1">
+      <w:start w:val="1"/>
+      <w:numFmt w:val="bullet"/>
+      <w:lvlText w:val="o"/>
+      <w:lvlJc w:val="left"/>
+      <w:pPr>
+        <w:tabs>
+          <w:tab w:val="num" w:pos="1440"/>
+        </w:tabs>
+        <w:ind w:left="1440" w:hanging="360"/>
+      </w:pPr>
+      <w:rPr>
+        <w:rFonts w:ascii="Courier New" w:hAnsi="Courier New" w:hint="default"/>
+        <w:sz w:val="20"/>
+      </w:rPr>
+    </w:lvl>
+    <w:lvl w:ilvl="2" w:tentative="1">
+      <w:start w:val="1"/>
+      <w:numFmt w:val="bullet"/>
+      <w:lvlText w:val=""/>
+      <w:lvlJc w:val="left"/>
+      <w:pPr>
+        <w:tabs>
+          <w:tab w:val="num" w:pos="2160"/>
+        </w:tabs>
+        <w:ind w:left="2160" w:hanging="360"/>
+      </w:pPr>
+      <w:rPr>
+        <w:rFonts w:ascii="Wingdings" w:hAnsi="Wingdings" w:hint="default"/>
+        <w:sz w:val="20"/>
+      </w:rPr>
+    </w:lvl>
+    <w:lvl w:ilvl="3" w:tentative="1">
+      <w:start w:val="1"/>
+      <w:numFmt w:val="bullet"/>
+      <w:lvlText w:val=""/>
+      <w:lvlJc w:val="left"/>
+      <w:pPr>
+        <w:tabs>
+          <w:tab w:val="num" w:pos="2880"/>
+        </w:tabs>
+        <w:ind w:left="2880" w:hanging="360"/>
+      </w:pPr>
+      <w:rPr>
+        <w:rFonts w:ascii="Wingdings" w:hAnsi="Wingdings" w:hint="default"/>
+        <w:sz w:val="20"/>
+      </w:rPr>
+    </w:lvl>
+    <w:lvl w:ilvl="4" w:tentative="1">
+      <w:start w:val="1"/>
+      <w:numFmt w:val="bullet"/>
+      <w:lvlText w:val=""/>
+      <w:lvlJc w:val="left"/>
+      <w:pPr>
+        <w:tabs>
+          <w:tab w:val="num" w:pos="3600"/>
+        </w:tabs>
+        <w:ind w:left="3600" w:hanging="360"/>
+      </w:pPr>
+      <w:rPr>
+        <w:rFonts w:ascii="Wingdings" w:hAnsi="Wingdings" w:hint="default"/>
+        <w:sz w:val="20"/>
+      </w:rPr>
+    </w:lvl>
+    <w:lvl w:ilvl="5" w:tentative="1">
+      <w:start w:val="1"/>
+      <w:numFmt w:val="bullet"/>
+      <w:lvlText w:val=""/>
+      <w:lvlJc w:val="left"/>
+      <w:pPr>
+        <w:tabs>
+          <w:tab w:val="num" w:pos="4320"/>
+        </w:tabs>
+        <w:ind w:left="4320" w:hanging="360"/>
+      </w:pPr>
+      <w:rPr>
+        <w:rFonts w:ascii="Wingdings" w:hAnsi="Wingdings" w:hint="default"/>
+        <w:sz w:val="20"/>
+      </w:rPr>
+    </w:lvl>
+    <w:lvl w:ilvl="6" w:tentative="1">
+      <w:start w:val="1"/>
+      <w:numFmt w:val="bullet"/>
+      <w:lvlText w:val=""/>
+      <w:lvlJc w:val="left"/>
+      <w:pPr>
+        <w:tabs>
+          <w:tab w:val="num" w:pos="5040"/>
+        </w:tabs>
+        <w:ind w:left="5040" w:hanging="360"/>
+      </w:pPr>
+      <w:rPr>
+        <w:rFonts w:ascii="Wingdings" w:hAnsi="Wingdings" w:hint="default"/>
+        <w:sz w:val="20"/>
+      </w:rPr>
+    </w:lvl>
+    <w:lvl w:ilvl="7" w:tentative="1">
+      <w:start w:val="1"/>
+      <w:numFmt w:val="bullet"/>
+      <w:lvlText w:val=""/>
+      <w:lvlJc w:val="left"/>
+      <w:pPr>
+        <w:tabs>
+          <w:tab w:val="num" w:pos="5760"/>
+        </w:tabs>
+        <w:ind w:left="5760" w:hanging="360"/>
+      </w:pPr>
+      <w:rPr>
+        <w:rFonts w:ascii="Wingdings" w:hAnsi="Wingdings" w:hint="default"/>
+        <w:sz w:val="20"/>
+      </w:rPr>
+    </w:lvl>
+    <w:lvl w:ilvl="8" w:tentative="1">
+      <w:start w:val="1"/>
+      <w:numFmt w:val="bullet"/>
+      <w:lvlText w:val=""/>
+      <w:lvlJc w:val="left"/>
+      <w:pPr>
+        <w:tabs>
+          <w:tab w:val="num" w:pos="6480"/>
+        </w:tabs>
+        <w:ind w:left="6480" w:hanging="360"/>
+      </w:pPr>
+      <w:rPr>
+        <w:rFonts w:ascii="Wingdings" w:hAnsi="Wingdings" w:hint="default"/>
+        <w:sz w:val="20"/>
+      </w:rPr>
+    </w:lvl>
+  </w:abstractNum>
+  <w:abstractNum w:abstractNumId="23" w15:restartNumberingAfterBreak="0">
     <w:nsid w:val="62E41B0F"/>
     <w:multiLevelType w:val="hybridMultilevel"/>
     <w:tmpl w:val="7B6697A2"/>
@@ -12454,7 +12982,7 @@
       <w:lvlJc w:val="left"/>
     </w:lvl>
   </w:abstractNum>
-  <w:abstractNum w:abstractNumId="23" w15:restartNumberingAfterBreak="0">
+  <w:abstractNum w:abstractNumId="24" w15:restartNumberingAfterBreak="0">
     <w:nsid w:val="64B65AF1"/>
     <w:multiLevelType w:val="hybridMultilevel"/>
     <w:tmpl w:val="0FA45394"/>
@@ -12504,7 +13032,7 @@
       <w:lvlJc w:val="left"/>
     </w:lvl>
   </w:abstractNum>
-  <w:abstractNum w:abstractNumId="24" w15:restartNumberingAfterBreak="0">
+  <w:abstractNum w:abstractNumId="25" w15:restartNumberingAfterBreak="0">
     <w:nsid w:val="650A03CC"/>
     <w:multiLevelType w:val="hybridMultilevel"/>
     <w:tmpl w:val="AC8266F2"/>
@@ -12564,7 +13092,7 @@
       <w:lvlJc w:val="left"/>
     </w:lvl>
   </w:abstractNum>
-  <w:abstractNum w:abstractNumId="25" w15:restartNumberingAfterBreak="0">
+  <w:abstractNum w:abstractNumId="26" w15:restartNumberingAfterBreak="0">
     <w:nsid w:val="6C4277F6"/>
     <w:multiLevelType w:val="hybridMultilevel"/>
     <w:tmpl w:val="F1DAE5F0"/>
@@ -12624,7 +13152,7 @@
       <w:lvlJc w:val="left"/>
     </w:lvl>
   </w:abstractNum>
-  <w:abstractNum w:abstractNumId="26" w15:restartNumberingAfterBreak="0">
+  <w:abstractNum w:abstractNumId="27" w15:restartNumberingAfterBreak="0">
     <w:nsid w:val="6CE8597E"/>
     <w:multiLevelType w:val="hybridMultilevel"/>
     <w:tmpl w:val="EE44702E"/>
@@ -12684,7 +13212,7 @@
       <w:lvlJc w:val="left"/>
     </w:lvl>
   </w:abstractNum>
-  <w:abstractNum w:abstractNumId="27" w15:restartNumberingAfterBreak="0">
+  <w:abstractNum w:abstractNumId="28" w15:restartNumberingAfterBreak="0">
     <w:nsid w:val="73AF57E8"/>
     <w:multiLevelType w:val="hybridMultilevel"/>
     <w:tmpl w:val="3B50C5C4"/>
@@ -12741,7 +13269,7 @@
       <w:lvlJc w:val="left"/>
     </w:lvl>
   </w:abstractNum>
-  <w:abstractNum w:abstractNumId="28" w15:restartNumberingAfterBreak="0">
+  <w:abstractNum w:abstractNumId="29" w15:restartNumberingAfterBreak="0">
     <w:nsid w:val="7C646118"/>
     <w:multiLevelType w:val="hybridMultilevel"/>
     <w:tmpl w:val="23DE6164"/>
@@ -12823,13 +13351,13 @@
     <w:abstractNumId w:val="20"/>
   </w:num>
   <w:num w:numId="8" w16cid:durableId="45884793">
-    <w:abstractNumId w:val="22"/>
+    <w:abstractNumId w:val="23"/>
   </w:num>
   <w:num w:numId="9" w16cid:durableId="410591843">
     <w:abstractNumId w:val="12"/>
   </w:num>
   <w:num w:numId="10" w16cid:durableId="1957056252">
-    <w:abstractNumId w:val="28"/>
+    <w:abstractNumId w:val="29"/>
   </w:num>
   <w:num w:numId="11" w16cid:durableId="1055856839">
     <w:abstractNumId w:val="3"/>
@@ -12847,19 +13375,19 @@
     <w:abstractNumId w:val="21"/>
   </w:num>
   <w:num w:numId="16" w16cid:durableId="1121191757">
-    <w:abstractNumId w:val="26"/>
+    <w:abstractNumId w:val="27"/>
   </w:num>
   <w:num w:numId="17" w16cid:durableId="1988780042">
     <w:abstractNumId w:val="0"/>
   </w:num>
   <w:num w:numId="18" w16cid:durableId="1150827419">
-    <w:abstractNumId w:val="24"/>
+    <w:abstractNumId w:val="25"/>
   </w:num>
   <w:num w:numId="19" w16cid:durableId="1943225656">
     <w:abstractNumId w:val="2"/>
   </w:num>
   <w:num w:numId="20" w16cid:durableId="1329601294">
-    <w:abstractNumId w:val="25"/>
+    <w:abstractNumId w:val="26"/>
   </w:num>
   <w:num w:numId="21" w16cid:durableId="1879588286">
     <w:abstractNumId w:val="14"/>
@@ -12883,10 +13411,13 @@
     <w:abstractNumId w:val="8"/>
   </w:num>
   <w:num w:numId="28" w16cid:durableId="873352129">
-    <w:abstractNumId w:val="23"/>
+    <w:abstractNumId w:val="24"/>
   </w:num>
   <w:num w:numId="29" w16cid:durableId="1617564809">
-    <w:abstractNumId w:val="27"/>
+    <w:abstractNumId w:val="28"/>
+  </w:num>
+  <w:num w:numId="30" w16cid:durableId="526143655">
+    <w:abstractNumId w:val="22"/>
   </w:num>
 </w:numbering>
 </file>
@@ -13339,6 +13870,19 @@
       </w:tblCellMar>
     </w:tblPr>
   </w:style>
+  <w:style w:type="paragraph" w:styleId="NormalWeb">
+    <w:name w:val="Normal (Web)"/>
+    <w:basedOn w:val="Normal"/>
+    <w:uiPriority w:val="99"/>
+    <w:semiHidden/>
+    <w:unhideWhenUsed/>
+    <w:rsid w:val="00D323FB"/>
+    <w:rPr>
+      <w:rFonts w:ascii="Times New Roman" w:hAnsi="Times New Roman" w:cs="Times New Roman"/>
+      <w:sz w:val="24"/>
+      <w:szCs w:val="24"/>
+    </w:rPr>
+  </w:style>
 </w:styles>
 </file>
 

--- a/BTTH2_LTWeb/Phiếu học tập CSS - BTTH02 - K66.docx
+++ b/BTTH2_LTWeb/Phiếu học tập CSS - BTTH02 - K66.docx
@@ -6992,67 +6992,121 @@
           <w:sz w:val="18"/>
         </w:rPr>
         <w:br/>
-        <w:t xml:space="preserve">    /* TODO:</w:t>
-      </w:r>
-      <w:r>
-        <w:rPr>
-          <w:rStyle w:val="VerbatimChar"/>
-          <w:rFonts w:ascii="IBM Plex Mono" w:eastAsia="IBM Plex Mono" w:hAnsi="IBM Plex Mono" w:cs="IBM Plex Mono"/>
-          <w:color w:val="000000"/>
-          <w:sz w:val="18"/>
-        </w:rPr>
-        <w:br/>
-        <w:t xml:space="preserve">       - display: flex</w:t>
-      </w:r>
-      <w:r>
-        <w:rPr>
-          <w:rStyle w:val="VerbatimChar"/>
-          <w:rFonts w:ascii="IBM Plex Mono" w:eastAsia="IBM Plex Mono" w:hAnsi="IBM Plex Mono" w:cs="IBM Plex Mono"/>
-          <w:color w:val="000000"/>
-          <w:sz w:val="18"/>
-        </w:rPr>
-        <w:br/>
-        <w:t xml:space="preserve">       - justify-content: center</w:t>
-      </w:r>
-      <w:r>
-        <w:rPr>
-          <w:rStyle w:val="VerbatimChar"/>
-          <w:rFonts w:ascii="IBM Plex Mono" w:eastAsia="IBM Plex Mono" w:hAnsi="IBM Plex Mono" w:cs="IBM Plex Mono"/>
-          <w:color w:val="000000"/>
-          <w:sz w:val="18"/>
-        </w:rPr>
-        <w:br/>
-        <w:t xml:space="preserve">       - align-items: center</w:t>
-      </w:r>
-      <w:r>
-        <w:rPr>
-          <w:rStyle w:val="VerbatimChar"/>
-          <w:rFonts w:ascii="IBM Plex Mono" w:eastAsia="IBM Plex Mono" w:hAnsi="IBM Plex Mono" w:cs="IBM Plex Mono"/>
-          <w:color w:val="000000"/>
-          <w:sz w:val="18"/>
-        </w:rPr>
-        <w:br/>
-        <w:t xml:space="preserve">       - gap: 20px</w:t>
-      </w:r>
-      <w:r>
-        <w:rPr>
-          <w:rStyle w:val="VerbatimChar"/>
-          <w:rFonts w:ascii="IBM Plex Mono" w:eastAsia="IBM Plex Mono" w:hAnsi="IBM Plex Mono" w:cs="IBM Plex Mono"/>
-          <w:color w:val="000000"/>
-          <w:sz w:val="18"/>
-        </w:rPr>
-        <w:br/>
-        <w:t xml:space="preserve">       - background: #f8f9fa</w:t>
-      </w:r>
-      <w:r>
-        <w:rPr>
-          <w:rStyle w:val="VerbatimChar"/>
-          <w:rFonts w:ascii="IBM Plex Mono" w:eastAsia="IBM Plex Mono" w:hAnsi="IBM Plex Mono" w:cs="IBM Plex Mono"/>
-          <w:color w:val="000000"/>
-          <w:sz w:val="18"/>
-        </w:rPr>
-        <w:br/>
-        <w:t xml:space="preserve">       - padding: 15px</w:t>
+        <w:t xml:space="preserve">       display: flex</w:t>
+      </w:r>
+      <w:r>
+        <w:rPr>
+          <w:rStyle w:val="VerbatimChar"/>
+          <w:rFonts w:ascii="IBM Plex Mono" w:eastAsia="IBM Plex Mono" w:hAnsi="IBM Plex Mono" w:cs="IBM Plex Mono"/>
+          <w:color w:val="000000"/>
+          <w:sz w:val="18"/>
+        </w:rPr>
+        <w:t>;</w:t>
+      </w:r>
+      <w:r>
+        <w:rPr>
+          <w:rStyle w:val="VerbatimChar"/>
+          <w:rFonts w:ascii="IBM Plex Mono" w:eastAsia="IBM Plex Mono" w:hAnsi="IBM Plex Mono" w:cs="IBM Plex Mono"/>
+          <w:color w:val="000000"/>
+          <w:sz w:val="18"/>
+        </w:rPr>
+        <w:br/>
+        <w:t xml:space="preserve">       justify-content: center</w:t>
+      </w:r>
+      <w:r>
+        <w:rPr>
+          <w:rStyle w:val="VerbatimChar"/>
+          <w:rFonts w:ascii="IBM Plex Mono" w:eastAsia="IBM Plex Mono" w:hAnsi="IBM Plex Mono" w:cs="IBM Plex Mono"/>
+          <w:color w:val="000000"/>
+          <w:sz w:val="18"/>
+        </w:rPr>
+        <w:t>;</w:t>
+      </w:r>
+      <w:r>
+        <w:rPr>
+          <w:rStyle w:val="VerbatimChar"/>
+          <w:rFonts w:ascii="IBM Plex Mono" w:eastAsia="IBM Plex Mono" w:hAnsi="IBM Plex Mono" w:cs="IBM Plex Mono"/>
+          <w:color w:val="000000"/>
+          <w:sz w:val="18"/>
+        </w:rPr>
+        <w:br/>
+        <w:t xml:space="preserve">       align-items: center</w:t>
+      </w:r>
+      <w:r>
+        <w:rPr>
+          <w:rStyle w:val="VerbatimChar"/>
+          <w:rFonts w:ascii="IBM Plex Mono" w:eastAsia="IBM Plex Mono" w:hAnsi="IBM Plex Mono" w:cs="IBM Plex Mono"/>
+          <w:color w:val="000000"/>
+          <w:sz w:val="18"/>
+        </w:rPr>
+        <w:t>;</w:t>
+      </w:r>
+      <w:r>
+        <w:rPr>
+          <w:rStyle w:val="VerbatimChar"/>
+          <w:rFonts w:ascii="IBM Plex Mono" w:eastAsia="IBM Plex Mono" w:hAnsi="IBM Plex Mono" w:cs="IBM Plex Mono"/>
+          <w:color w:val="000000"/>
+          <w:sz w:val="18"/>
+        </w:rPr>
+        <w:br/>
+        <w:t xml:space="preserve">       gap: 20px</w:t>
+      </w:r>
+      <w:r>
+        <w:rPr>
+          <w:rStyle w:val="VerbatimChar"/>
+          <w:rFonts w:ascii="IBM Plex Mono" w:eastAsia="IBM Plex Mono" w:hAnsi="IBM Plex Mono" w:cs="IBM Plex Mono"/>
+          <w:color w:val="000000"/>
+          <w:sz w:val="18"/>
+        </w:rPr>
+        <w:t>;</w:t>
+      </w:r>
+      <w:r>
+        <w:rPr>
+          <w:rStyle w:val="VerbatimChar"/>
+          <w:rFonts w:ascii="IBM Plex Mono" w:eastAsia="IBM Plex Mono" w:hAnsi="IBM Plex Mono" w:cs="IBM Plex Mono"/>
+          <w:color w:val="000000"/>
+          <w:sz w:val="18"/>
+        </w:rPr>
+        <w:br/>
+        <w:t xml:space="preserve">       background: #f8f9fa</w:t>
+      </w:r>
+      <w:r>
+        <w:rPr>
+          <w:rStyle w:val="VerbatimChar"/>
+          <w:rFonts w:ascii="IBM Plex Mono" w:eastAsia="IBM Plex Mono" w:hAnsi="IBM Plex Mono" w:cs="IBM Plex Mono"/>
+          <w:color w:val="000000"/>
+          <w:sz w:val="18"/>
+        </w:rPr>
+        <w:t>;</w:t>
+      </w:r>
+      <w:r>
+        <w:rPr>
+          <w:rStyle w:val="VerbatimChar"/>
+          <w:rFonts w:ascii="IBM Plex Mono" w:eastAsia="IBM Plex Mono" w:hAnsi="IBM Plex Mono" w:cs="IBM Plex Mono"/>
+          <w:color w:val="000000"/>
+          <w:sz w:val="18"/>
+        </w:rPr>
+        <w:br/>
+        <w:t xml:space="preserve">       padding: 15px</w:t>
+      </w:r>
+      <w:r>
+        <w:rPr>
+          <w:rStyle w:val="VerbatimChar"/>
+          <w:rFonts w:ascii="IBM Plex Mono" w:eastAsia="IBM Plex Mono" w:hAnsi="IBM Plex Mono" w:cs="IBM Plex Mono"/>
+          <w:color w:val="000000"/>
+          <w:sz w:val="18"/>
+        </w:rPr>
+        <w:t>;</w:t>
+      </w:r>
+      <w:r>
+        <w:rPr>
+          <w:rStyle w:val="VerbatimChar"/>
+          <w:rFonts w:ascii="IBM Plex Mono" w:eastAsia="IBM Plex Mono" w:hAnsi="IBM Plex Mono" w:cs="IBM Plex Mono"/>
+          <w:color w:val="000000"/>
+          <w:sz w:val="18"/>
+        </w:rPr>
+        <w:br/>
+        <w:t>}</w:t>
       </w:r>
       <w:r>
         <w:rPr>
@@ -7071,7 +7125,132 @@
           <w:sz w:val="18"/>
         </w:rPr>
         <w:lastRenderedPageBreak/>
-        <w:t xml:space="preserve">    */</w:t>
+        <w:br/>
+        <w:t>/* Cải tiến .posts bằng Flexbox */</w:t>
+      </w:r>
+      <w:r>
+        <w:rPr>
+          <w:rStyle w:val="VerbatimChar"/>
+          <w:rFonts w:ascii="IBM Plex Mono" w:eastAsia="IBM Plex Mono" w:hAnsi="IBM Plex Mono" w:cs="IBM Plex Mono"/>
+          <w:color w:val="000000"/>
+          <w:sz w:val="18"/>
+        </w:rPr>
+        <w:br/>
+        <w:t>.posts {</w:t>
+      </w:r>
+      <w:r>
+        <w:rPr>
+          <w:rStyle w:val="VerbatimChar"/>
+          <w:rFonts w:ascii="IBM Plex Mono" w:eastAsia="IBM Plex Mono" w:hAnsi="IBM Plex Mono" w:cs="IBM Plex Mono"/>
+          <w:color w:val="000000"/>
+          <w:sz w:val="18"/>
+        </w:rPr>
+        <w:br/>
+        <w:t xml:space="preserve">       display: flex</w:t>
+      </w:r>
+      <w:r>
+        <w:rPr>
+          <w:rStyle w:val="VerbatimChar"/>
+          <w:rFonts w:ascii="IBM Plex Mono" w:eastAsia="IBM Plex Mono" w:hAnsi="IBM Plex Mono" w:cs="IBM Plex Mono"/>
+          <w:color w:val="000000"/>
+          <w:sz w:val="18"/>
+        </w:rPr>
+        <w:t>;</w:t>
+      </w:r>
+      <w:r>
+        <w:rPr>
+          <w:rStyle w:val="VerbatimChar"/>
+          <w:rFonts w:ascii="IBM Plex Mono" w:eastAsia="IBM Plex Mono" w:hAnsi="IBM Plex Mono" w:cs="IBM Plex Mono"/>
+          <w:color w:val="000000"/>
+          <w:sz w:val="18"/>
+        </w:rPr>
+        <w:br/>
+        <w:t xml:space="preserve">       flex-wrap: wrap</w:t>
+      </w:r>
+      <w:r>
+        <w:rPr>
+          <w:rStyle w:val="VerbatimChar"/>
+          <w:rFonts w:ascii="IBM Plex Mono" w:eastAsia="IBM Plex Mono" w:hAnsi="IBM Plex Mono" w:cs="IBM Plex Mono"/>
+          <w:color w:val="000000"/>
+          <w:sz w:val="18"/>
+        </w:rPr>
+        <w:t>;</w:t>
+      </w:r>
+      <w:r>
+        <w:rPr>
+          <w:rStyle w:val="VerbatimChar"/>
+          <w:rFonts w:ascii="IBM Plex Mono" w:eastAsia="IBM Plex Mono" w:hAnsi="IBM Plex Mono" w:cs="IBM Plex Mono"/>
+          <w:color w:val="000000"/>
+          <w:sz w:val="18"/>
+        </w:rPr>
+        <w:br/>
+        <w:t xml:space="preserve">       gap: 20px</w:t>
+      </w:r>
+      <w:r>
+        <w:rPr>
+          <w:rStyle w:val="VerbatimChar"/>
+          <w:rFonts w:ascii="IBM Plex Mono" w:eastAsia="IBM Plex Mono" w:hAnsi="IBM Plex Mono" w:cs="IBM Plex Mono"/>
+          <w:color w:val="000000"/>
+          <w:sz w:val="18"/>
+        </w:rPr>
+        <w:t>;</w:t>
+      </w:r>
+      <w:r>
+        <w:rPr>
+          <w:rStyle w:val="VerbatimChar"/>
+          <w:rFonts w:ascii="IBM Plex Mono" w:eastAsia="IBM Plex Mono" w:hAnsi="IBM Plex Mono" w:cs="IBM Plex Mono"/>
+          <w:color w:val="000000"/>
+          <w:sz w:val="18"/>
+        </w:rPr>
+        <w:br/>
+        <w:t xml:space="preserve">       justify-content: center</w:t>
+      </w:r>
+      <w:r>
+        <w:rPr>
+          <w:rStyle w:val="VerbatimChar"/>
+          <w:rFonts w:ascii="IBM Plex Mono" w:eastAsia="IBM Plex Mono" w:hAnsi="IBM Plex Mono" w:cs="IBM Plex Mono"/>
+          <w:color w:val="000000"/>
+          <w:sz w:val="18"/>
+        </w:rPr>
+        <w:t>;</w:t>
+      </w:r>
+      <w:r>
+        <w:rPr>
+          <w:rStyle w:val="VerbatimChar"/>
+          <w:rFonts w:ascii="IBM Plex Mono" w:eastAsia="IBM Plex Mono" w:hAnsi="IBM Plex Mono" w:cs="IBM Plex Mono"/>
+          <w:color w:val="000000"/>
+          <w:sz w:val="18"/>
+        </w:rPr>
+        <w:br/>
+        <w:t xml:space="preserve">       max-width: 1200px</w:t>
+      </w:r>
+      <w:r>
+        <w:rPr>
+          <w:rStyle w:val="VerbatimChar"/>
+          <w:rFonts w:ascii="IBM Plex Mono" w:eastAsia="IBM Plex Mono" w:hAnsi="IBM Plex Mono" w:cs="IBM Plex Mono"/>
+          <w:color w:val="000000"/>
+          <w:sz w:val="18"/>
+        </w:rPr>
+        <w:t>;</w:t>
+      </w:r>
+      <w:r>
+        <w:rPr>
+          <w:rStyle w:val="VerbatimChar"/>
+          <w:rFonts w:ascii="IBM Plex Mono" w:eastAsia="IBM Plex Mono" w:hAnsi="IBM Plex Mono" w:cs="IBM Plex Mono"/>
+          <w:color w:val="000000"/>
+          <w:sz w:val="18"/>
+        </w:rPr>
+        <w:br/>
+        <w:t xml:space="preserve">       margin: 40px auto</w:t>
+      </w:r>
+      <w:r>
+        <w:rPr>
+          <w:rStyle w:val="VerbatimChar"/>
+          <w:rFonts w:ascii="IBM Plex Mono" w:eastAsia="IBM Plex Mono" w:hAnsi="IBM Plex Mono" w:cs="IBM Plex Mono"/>
+          <w:color w:val="000000"/>
+          <w:sz w:val="18"/>
+        </w:rPr>
+        <w:t>;</w:t>
       </w:r>
       <w:r>
         <w:rPr>
@@ -7100,97 +7279,44 @@
           <w:sz w:val="18"/>
         </w:rPr>
         <w:br/>
-        <w:t>/* Cải tiến .posts bằng Flexbox */</w:t>
-      </w:r>
-      <w:r>
-        <w:rPr>
-          <w:rStyle w:val="VerbatimChar"/>
-          <w:rFonts w:ascii="IBM Plex Mono" w:eastAsia="IBM Plex Mono" w:hAnsi="IBM Plex Mono" w:cs="IBM Plex Mono"/>
-          <w:color w:val="000000"/>
-          <w:sz w:val="18"/>
-        </w:rPr>
-        <w:br/>
-        <w:t>.posts {</w:t>
-      </w:r>
-      <w:r>
-        <w:rPr>
-          <w:rStyle w:val="VerbatimChar"/>
-          <w:rFonts w:ascii="IBM Plex Mono" w:eastAsia="IBM Plex Mono" w:hAnsi="IBM Plex Mono" w:cs="IBM Plex Mono"/>
-          <w:color w:val="000000"/>
-          <w:sz w:val="18"/>
-        </w:rPr>
-        <w:br/>
-        <w:t xml:space="preserve">    /* TODO:</w:t>
-      </w:r>
-      <w:r>
-        <w:rPr>
-          <w:rStyle w:val="VerbatimChar"/>
-          <w:rFonts w:ascii="IBM Plex Mono" w:eastAsia="IBM Plex Mono" w:hAnsi="IBM Plex Mono" w:cs="IBM Plex Mono"/>
-          <w:color w:val="000000"/>
-          <w:sz w:val="18"/>
-        </w:rPr>
-        <w:br/>
-        <w:t xml:space="preserve">       - display: flex</w:t>
-      </w:r>
-      <w:r>
-        <w:rPr>
-          <w:rStyle w:val="VerbatimChar"/>
-          <w:rFonts w:ascii="IBM Plex Mono" w:eastAsia="IBM Plex Mono" w:hAnsi="IBM Plex Mono" w:cs="IBM Plex Mono"/>
-          <w:color w:val="000000"/>
-          <w:sz w:val="18"/>
-        </w:rPr>
-        <w:br/>
-        <w:t xml:space="preserve">       - flex-wrap: wrap</w:t>
-      </w:r>
-      <w:r>
-        <w:rPr>
-          <w:rStyle w:val="VerbatimChar"/>
-          <w:rFonts w:ascii="IBM Plex Mono" w:eastAsia="IBM Plex Mono" w:hAnsi="IBM Plex Mono" w:cs="IBM Plex Mono"/>
-          <w:color w:val="000000"/>
-          <w:sz w:val="18"/>
-        </w:rPr>
-        <w:br/>
-        <w:t xml:space="preserve">       - gap: 20px</w:t>
-      </w:r>
-      <w:r>
-        <w:rPr>
-          <w:rStyle w:val="VerbatimChar"/>
-          <w:rFonts w:ascii="IBM Plex Mono" w:eastAsia="IBM Plex Mono" w:hAnsi="IBM Plex Mono" w:cs="IBM Plex Mono"/>
-          <w:color w:val="000000"/>
-          <w:sz w:val="18"/>
-        </w:rPr>
-        <w:br/>
-        <w:t xml:space="preserve">       - justify-content: center (hoặc space-between)</w:t>
-      </w:r>
-      <w:r>
-        <w:rPr>
-          <w:rStyle w:val="VerbatimChar"/>
-          <w:rFonts w:ascii="IBM Plex Mono" w:eastAsia="IBM Plex Mono" w:hAnsi="IBM Plex Mono" w:cs="IBM Plex Mono"/>
-          <w:color w:val="000000"/>
-          <w:sz w:val="18"/>
-        </w:rPr>
-        <w:br/>
-        <w:t xml:space="preserve">       - max-width: 1200px</w:t>
-      </w:r>
-      <w:r>
-        <w:rPr>
-          <w:rStyle w:val="VerbatimChar"/>
-          <w:rFonts w:ascii="IBM Plex Mono" w:eastAsia="IBM Plex Mono" w:hAnsi="IBM Plex Mono" w:cs="IBM Plex Mono"/>
-          <w:color w:val="000000"/>
-          <w:sz w:val="18"/>
-        </w:rPr>
-        <w:br/>
-        <w:t xml:space="preserve">       - margin: 40px auto</w:t>
-      </w:r>
-      <w:r>
-        <w:rPr>
-          <w:rStyle w:val="VerbatimChar"/>
-          <w:rFonts w:ascii="IBM Plex Mono" w:eastAsia="IBM Plex Mono" w:hAnsi="IBM Plex Mono" w:cs="IBM Plex Mono"/>
-          <w:color w:val="000000"/>
-          <w:sz w:val="18"/>
-        </w:rPr>
-        <w:br/>
-        <w:t xml:space="preserve">    */</w:t>
+        <w:t>.card {</w:t>
+      </w:r>
+      <w:r>
+        <w:rPr>
+          <w:rStyle w:val="VerbatimChar"/>
+          <w:rFonts w:ascii="IBM Plex Mono" w:eastAsia="IBM Plex Mono" w:hAnsi="IBM Plex Mono" w:cs="IBM Plex Mono"/>
+          <w:color w:val="000000"/>
+          <w:sz w:val="18"/>
+        </w:rPr>
+        <w:br/>
+        <w:t xml:space="preserve">      </w:t>
+      </w:r>
+      <w:r>
+        <w:rPr>
+          <w:rStyle w:val="VerbatimChar"/>
+          <w:rFonts w:ascii="IBM Plex Mono" w:eastAsia="IBM Plex Mono" w:hAnsi="IBM Plex Mono" w:cs="IBM Plex Mono"/>
+          <w:color w:val="000000"/>
+          <w:sz w:val="18"/>
+        </w:rPr>
+        <w:t xml:space="preserve"> </w:t>
+      </w:r>
+      <w:r>
+        <w:rPr>
+          <w:rStyle w:val="VerbatimChar"/>
+          <w:rFonts w:ascii="IBM Plex Mono" w:eastAsia="IBM Plex Mono" w:hAnsi="IBM Plex Mono" w:cs="IBM Plex Mono"/>
+          <w:color w:val="000000"/>
+          <w:sz w:val="18"/>
+        </w:rPr>
+        <w:t>flex: 0 0 calc(33.33% - 20px)</w:t>
+      </w:r>
+      <w:r>
+        <w:rPr>
+          <w:rStyle w:val="VerbatimChar"/>
+          <w:rFonts w:ascii="IBM Plex Mono" w:eastAsia="IBM Plex Mono" w:hAnsi="IBM Plex Mono" w:cs="IBM Plex Mono"/>
+          <w:color w:val="000000"/>
+          <w:sz w:val="18"/>
+        </w:rPr>
+        <w:t>;</w:t>
       </w:r>
       <w:r>
         <w:rPr>
@@ -7219,75 +7345,6 @@
           <w:sz w:val="18"/>
         </w:rPr>
         <w:br/>
-        <w:t>.card {</w:t>
-      </w:r>
-      <w:r>
-        <w:rPr>
-          <w:rStyle w:val="VerbatimChar"/>
-          <w:rFonts w:ascii="IBM Plex Mono" w:eastAsia="IBM Plex Mono" w:hAnsi="IBM Plex Mono" w:cs="IBM Plex Mono"/>
-          <w:color w:val="000000"/>
-          <w:sz w:val="18"/>
-        </w:rPr>
-        <w:br/>
-        <w:t xml:space="preserve">    /* TODO:</w:t>
-      </w:r>
-      <w:r>
-        <w:rPr>
-          <w:rStyle w:val="VerbatimChar"/>
-          <w:rFonts w:ascii="IBM Plex Mono" w:eastAsia="IBM Plex Mono" w:hAnsi="IBM Plex Mono" w:cs="IBM Plex Mono"/>
-          <w:color w:val="000000"/>
-          <w:sz w:val="18"/>
-        </w:rPr>
-        <w:br/>
-        <w:t xml:space="preserve">       - flex: 0 0 calc(33.33% - 20px)</w:t>
-      </w:r>
-      <w:r>
-        <w:rPr>
-          <w:rStyle w:val="VerbatimChar"/>
-          <w:rFonts w:ascii="IBM Plex Mono" w:eastAsia="IBM Plex Mono" w:hAnsi="IBM Plex Mono" w:cs="IBM Plex Mono"/>
-          <w:color w:val="000000"/>
-          <w:sz w:val="18"/>
-        </w:rPr>
-        <w:br/>
-        <w:t xml:space="preserve">       - (hoặc flex: 1 1 300px cho responsive tự động)</w:t>
-      </w:r>
-      <w:r>
-        <w:rPr>
-          <w:rStyle w:val="VerbatimChar"/>
-          <w:rFonts w:ascii="IBM Plex Mono" w:eastAsia="IBM Plex Mono" w:hAnsi="IBM Plex Mono" w:cs="IBM Plex Mono"/>
-          <w:color w:val="000000"/>
-          <w:sz w:val="18"/>
-        </w:rPr>
-        <w:br/>
-        <w:t xml:space="preserve">    */</w:t>
-      </w:r>
-      <w:r>
-        <w:rPr>
-          <w:rStyle w:val="VerbatimChar"/>
-          <w:rFonts w:ascii="IBM Plex Mono" w:eastAsia="IBM Plex Mono" w:hAnsi="IBM Plex Mono" w:cs="IBM Plex Mono"/>
-          <w:color w:val="000000"/>
-          <w:sz w:val="18"/>
-        </w:rPr>
-        <w:br/>
-        <w:t>}</w:t>
-      </w:r>
-      <w:r>
-        <w:rPr>
-          <w:rStyle w:val="VerbatimChar"/>
-          <w:rFonts w:ascii="IBM Plex Mono" w:eastAsia="IBM Plex Mono" w:hAnsi="IBM Plex Mono" w:cs="IBM Plex Mono"/>
-          <w:color w:val="000000"/>
-          <w:sz w:val="18"/>
-        </w:rPr>
-        <w:br/>
-      </w:r>
-      <w:r>
-        <w:rPr>
-          <w:rStyle w:val="VerbatimChar"/>
-          <w:rFonts w:ascii="IBM Plex Mono" w:eastAsia="IBM Plex Mono" w:hAnsi="IBM Plex Mono" w:cs="IBM Plex Mono"/>
-          <w:color w:val="000000"/>
-          <w:sz w:val="18"/>
-        </w:rPr>
-        <w:br/>
         <w:t>/* Responsive: Khi màn hình &lt; 768px, card chiếm full width */</w:t>
       </w:r>
       <w:r>
@@ -7318,7 +7375,33 @@
           <w:sz w:val="18"/>
         </w:rPr>
         <w:br/>
-        <w:t xml:space="preserve">        /* TODO: flex-direction: column */</w:t>
+      </w:r>
+      <w:r>
+        <w:rPr>
+          <w:rStyle w:val="VerbatimChar"/>
+          <w:rFonts w:ascii="IBM Plex Mono" w:eastAsia="IBM Plex Mono" w:hAnsi="IBM Plex Mono" w:cs="IBM Plex Mono"/>
+          <w:color w:val="000000"/>
+          <w:sz w:val="18"/>
+        </w:rPr>
+        <w:t xml:space="preserve">         </w:t>
+      </w:r>
+      <w:r>
+        <w:rPr>
+          <w:rStyle w:val="VerbatimChar"/>
+          <w:rFonts w:ascii="IBM Plex Mono" w:eastAsia="IBM Plex Mono" w:hAnsi="IBM Plex Mono" w:cs="IBM Plex Mono"/>
+          <w:color w:val="000000"/>
+          <w:sz w:val="18"/>
+        </w:rPr>
+        <w:t xml:space="preserve">flex-direction: column </w:t>
+      </w:r>
+      <w:r>
+        <w:rPr>
+          <w:rStyle w:val="VerbatimChar"/>
+          <w:rFonts w:ascii="IBM Plex Mono" w:eastAsia="IBM Plex Mono" w:hAnsi="IBM Plex Mono" w:cs="IBM Plex Mono"/>
+          <w:color w:val="000000"/>
+          <w:sz w:val="18"/>
+        </w:rPr>
+        <w:t>;</w:t>
       </w:r>
       <w:r>
         <w:rPr>
@@ -7358,7 +7441,16 @@
           <w:sz w:val="18"/>
         </w:rPr>
         <w:br/>
-        <w:t xml:space="preserve">        /* TODO: flex: 1 1 100% */</w:t>
+        <w:t xml:space="preserve">        flex: 1 1 100%</w:t>
+      </w:r>
+      <w:r>
+        <w:rPr>
+          <w:rStyle w:val="VerbatimChar"/>
+          <w:rFonts w:ascii="IBM Plex Mono" w:eastAsia="IBM Plex Mono" w:hAnsi="IBM Plex Mono" w:cs="IBM Plex Mono"/>
+          <w:color w:val="000000"/>
+          <w:sz w:val="18"/>
+        </w:rPr>
+        <w:t>;</w:t>
       </w:r>
       <w:r>
         <w:rPr>
@@ -7465,42 +7557,43 @@
           <w:b/>
           <w:color w:val="000000"/>
         </w:rPr>
+        <w:t>Ảnh kết quả (Dán ảnh vào đây):</w:t>
+      </w:r>
+    </w:p>
+    <w:p>
+      <w:pPr>
+        <w:spacing w:after="210" w:line="360" w:lineRule="auto"/>
+        <w:rPr>
+          <w:rFonts w:ascii="inter" w:eastAsia="inter" w:hAnsi="inter" w:cs="inter"/>
+          <w:i/>
+          <w:color w:val="000000"/>
+        </w:rPr>
+      </w:pPr>
+      <w:r>
+        <w:rPr>
+          <w:rFonts w:ascii="inter" w:eastAsia="inter" w:hAnsi="inter" w:cs="inter"/>
+          <w:i/>
+          <w:color w:val="000000"/>
+        </w:rPr>
+        <w:t>(Dán ảnh 1: Desktop view - 3 card ngang)</w:t>
+      </w:r>
+    </w:p>
+    <w:p>
+      <w:pPr>
+        <w:spacing w:after="210" w:line="360" w:lineRule="auto"/>
+        <w:rPr>
+          <w:rFonts w:ascii="inter" w:eastAsia="inter" w:hAnsi="inter" w:cs="inter"/>
+          <w:i/>
+          <w:color w:val="000000"/>
+        </w:rPr>
+      </w:pPr>
+      <w:r>
+        <w:rPr>
+          <w:rFonts w:ascii="inter" w:eastAsia="inter" w:hAnsi="inter" w:cs="inter"/>
+          <w:noProof/>
+          <w:color w:val="000000"/>
+        </w:rPr>
         <w:lastRenderedPageBreak/>
-        <w:t>Ảnh kết quả (Dán ảnh vào đây):</w:t>
-      </w:r>
-    </w:p>
-    <w:p>
-      <w:pPr>
-        <w:spacing w:after="210" w:line="360" w:lineRule="auto"/>
-        <w:rPr>
-          <w:rFonts w:ascii="inter" w:eastAsia="inter" w:hAnsi="inter" w:cs="inter"/>
-          <w:i/>
-          <w:color w:val="000000"/>
-        </w:rPr>
-      </w:pPr>
-      <w:r>
-        <w:rPr>
-          <w:rFonts w:ascii="inter" w:eastAsia="inter" w:hAnsi="inter" w:cs="inter"/>
-          <w:i/>
-          <w:color w:val="000000"/>
-        </w:rPr>
-        <w:t>(Dán ảnh 1: Desktop view - 3 card ngang)</w:t>
-      </w:r>
-    </w:p>
-    <w:p>
-      <w:pPr>
-        <w:spacing w:after="210" w:line="360" w:lineRule="auto"/>
-        <w:rPr>
-          <w:rFonts w:ascii="inter" w:eastAsia="inter" w:hAnsi="inter" w:cs="inter"/>
-          <w:i/>
-          <w:color w:val="000000"/>
-        </w:rPr>
-      </w:pPr>
-      <w:r>
-        <w:rPr>
-          <w:rFonts w:ascii="inter" w:eastAsia="inter" w:hAnsi="inter" w:cs="inter"/>
-          <w:color w:val="000000"/>
-        </w:rPr>
         <w:drawing>
           <wp:inline distT="0" distB="0" distL="0" distR="0" wp14:anchorId="32A549D7" wp14:editId="315413E7">
             <wp:extent cx="6038850" cy="3395345"/>
@@ -7558,6 +7651,9 @@
         <w:spacing w:after="210" w:line="360" w:lineRule="auto"/>
       </w:pPr>
       <w:r>
+        <w:rPr>
+          <w:noProof/>
+        </w:rPr>
         <w:drawing>
           <wp:inline distT="0" distB="0" distL="0" distR="0" wp14:anchorId="021443F2" wp14:editId="744650F0">
             <wp:extent cx="6038850" cy="3388995"/>
@@ -7645,6 +7741,7 @@
           <w:color w:val="000000"/>
           <w:sz w:val="24"/>
         </w:rPr>
+        <w:lastRenderedPageBreak/>
         <w:t>Mục tiêu:</w:t>
       </w:r>
       <w:bookmarkEnd w:id="30"/>
@@ -7847,67 +7944,101 @@
           <w:sz w:val="18"/>
         </w:rPr>
         <w:br/>
-        <w:t xml:space="preserve">    /* TODO:</w:t>
-      </w:r>
-      <w:r>
-        <w:rPr>
-          <w:rStyle w:val="VerbatimChar"/>
-          <w:rFonts w:ascii="IBM Plex Mono" w:eastAsia="IBM Plex Mono" w:hAnsi="IBM Plex Mono" w:cs="IBM Plex Mono"/>
-          <w:color w:val="000000"/>
-          <w:sz w:val="18"/>
-        </w:rPr>
-        <w:br/>
-        <w:t xml:space="preserve">       - display: grid</w:t>
-      </w:r>
-      <w:r>
-        <w:rPr>
-          <w:rStyle w:val="VerbatimChar"/>
-          <w:rFonts w:ascii="IBM Plex Mono" w:eastAsia="IBM Plex Mono" w:hAnsi="IBM Plex Mono" w:cs="IBM Plex Mono"/>
-          <w:color w:val="000000"/>
-          <w:sz w:val="18"/>
-        </w:rPr>
-        <w:br/>
-        <w:t xml:space="preserve">       - grid-template-columns: repeat(3, 1fr)  ← 3 cột bằng nhau</w:t>
-      </w:r>
-      <w:r>
-        <w:rPr>
-          <w:rStyle w:val="VerbatimChar"/>
-          <w:rFonts w:ascii="IBM Plex Mono" w:eastAsia="IBM Plex Mono" w:hAnsi="IBM Plex Mono" w:cs="IBM Plex Mono"/>
-          <w:color w:val="000000"/>
-          <w:sz w:val="18"/>
-        </w:rPr>
-        <w:br/>
-        <w:t xml:space="preserve">       - gap: 16px</w:t>
-      </w:r>
-      <w:r>
-        <w:rPr>
-          <w:rStyle w:val="VerbatimChar"/>
-          <w:rFonts w:ascii="IBM Plex Mono" w:eastAsia="IBM Plex Mono" w:hAnsi="IBM Plex Mono" w:cs="IBM Plex Mono"/>
-          <w:color w:val="000000"/>
-          <w:sz w:val="18"/>
-        </w:rPr>
-        <w:br/>
-        <w:t xml:space="preserve">       - max-width: 1200px</w:t>
-      </w:r>
-      <w:r>
-        <w:rPr>
-          <w:rStyle w:val="VerbatimChar"/>
-          <w:rFonts w:ascii="IBM Plex Mono" w:eastAsia="IBM Plex Mono" w:hAnsi="IBM Plex Mono" w:cs="IBM Plex Mono"/>
-          <w:color w:val="000000"/>
-          <w:sz w:val="18"/>
-        </w:rPr>
-        <w:br/>
-        <w:t xml:space="preserve">       - margin: 40px auto</w:t>
-      </w:r>
-      <w:r>
-        <w:rPr>
-          <w:rStyle w:val="VerbatimChar"/>
-          <w:rFonts w:ascii="IBM Plex Mono" w:eastAsia="IBM Plex Mono" w:hAnsi="IBM Plex Mono" w:cs="IBM Plex Mono"/>
-          <w:color w:val="000000"/>
-          <w:sz w:val="18"/>
-        </w:rPr>
-        <w:br/>
-        <w:t xml:space="preserve">    */</w:t>
+        <w:t xml:space="preserve">       display: grid</w:t>
+      </w:r>
+      <w:r>
+        <w:rPr>
+          <w:rStyle w:val="VerbatimChar"/>
+          <w:rFonts w:ascii="IBM Plex Mono" w:eastAsia="IBM Plex Mono" w:hAnsi="IBM Plex Mono" w:cs="IBM Plex Mono"/>
+          <w:color w:val="000000"/>
+          <w:sz w:val="18"/>
+        </w:rPr>
+        <w:t>;</w:t>
+      </w:r>
+      <w:r>
+        <w:rPr>
+          <w:rStyle w:val="VerbatimChar"/>
+          <w:rFonts w:ascii="IBM Plex Mono" w:eastAsia="IBM Plex Mono" w:hAnsi="IBM Plex Mono" w:cs="IBM Plex Mono"/>
+          <w:color w:val="000000"/>
+          <w:sz w:val="18"/>
+        </w:rPr>
+        <w:br/>
+        <w:t xml:space="preserve">       grid-template-columns: repeat(3, 1fr) </w:t>
+      </w:r>
+      <w:r>
+        <w:rPr>
+          <w:rStyle w:val="VerbatimChar"/>
+          <w:rFonts w:ascii="IBM Plex Mono" w:eastAsia="IBM Plex Mono" w:hAnsi="IBM Plex Mono" w:cs="IBM Plex Mono"/>
+          <w:color w:val="000000"/>
+          <w:sz w:val="18"/>
+        </w:rPr>
+        <w:t>;</w:t>
+      </w:r>
+      <w:r>
+        <w:rPr>
+          <w:rStyle w:val="VerbatimChar"/>
+          <w:rFonts w:ascii="IBM Plex Mono" w:eastAsia="IBM Plex Mono" w:hAnsi="IBM Plex Mono" w:cs="IBM Plex Mono"/>
+          <w:color w:val="000000"/>
+          <w:sz w:val="18"/>
+        </w:rPr>
+        <w:t xml:space="preserve"> </w:t>
+      </w:r>
+      <w:r>
+        <w:rPr>
+          <w:rStyle w:val="VerbatimChar"/>
+          <w:rFonts w:ascii="IBM Plex Mono" w:eastAsia="IBM Plex Mono" w:hAnsi="IBM Plex Mono" w:cs="IBM Plex Mono"/>
+          <w:color w:val="000000"/>
+          <w:sz w:val="18"/>
+        </w:rPr>
+        <w:br/>
+        <w:t xml:space="preserve">       gap: 16px</w:t>
+      </w:r>
+      <w:r>
+        <w:rPr>
+          <w:rStyle w:val="VerbatimChar"/>
+          <w:rFonts w:ascii="IBM Plex Mono" w:eastAsia="IBM Plex Mono" w:hAnsi="IBM Plex Mono" w:cs="IBM Plex Mono"/>
+          <w:color w:val="000000"/>
+          <w:sz w:val="18"/>
+        </w:rPr>
+        <w:t>;</w:t>
+      </w:r>
+      <w:r>
+        <w:rPr>
+          <w:rStyle w:val="VerbatimChar"/>
+          <w:rFonts w:ascii="IBM Plex Mono" w:eastAsia="IBM Plex Mono" w:hAnsi="IBM Plex Mono" w:cs="IBM Plex Mono"/>
+          <w:color w:val="000000"/>
+          <w:sz w:val="18"/>
+        </w:rPr>
+        <w:br/>
+        <w:t xml:space="preserve">       max-width: 1200px</w:t>
+      </w:r>
+      <w:r>
+        <w:rPr>
+          <w:rStyle w:val="VerbatimChar"/>
+          <w:rFonts w:ascii="IBM Plex Mono" w:eastAsia="IBM Plex Mono" w:hAnsi="IBM Plex Mono" w:cs="IBM Plex Mono"/>
+          <w:color w:val="000000"/>
+          <w:sz w:val="18"/>
+        </w:rPr>
+        <w:t>;</w:t>
+      </w:r>
+      <w:r>
+        <w:rPr>
+          <w:rStyle w:val="VerbatimChar"/>
+          <w:rFonts w:ascii="IBM Plex Mono" w:eastAsia="IBM Plex Mono" w:hAnsi="IBM Plex Mono" w:cs="IBM Plex Mono"/>
+          <w:color w:val="000000"/>
+          <w:sz w:val="18"/>
+        </w:rPr>
+        <w:br/>
+        <w:t xml:space="preserve">       margin: 40px auto</w:t>
+      </w:r>
+      <w:r>
+        <w:rPr>
+          <w:rStyle w:val="VerbatimChar"/>
+          <w:rFonts w:ascii="IBM Plex Mono" w:eastAsia="IBM Plex Mono" w:hAnsi="IBM Plex Mono" w:cs="IBM Plex Mono"/>
+          <w:color w:val="000000"/>
+          <w:sz w:val="18"/>
+        </w:rPr>
+        <w:t>;</w:t>
       </w:r>
       <w:r>
         <w:rPr>
@@ -7946,57 +8077,188 @@
           <w:sz w:val="18"/>
         </w:rPr>
         <w:br/>
-        <w:t xml:space="preserve">    /* TODO:</w:t>
-      </w:r>
-      <w:r>
-        <w:rPr>
-          <w:rStyle w:val="VerbatimChar"/>
-          <w:rFonts w:ascii="IBM Plex Mono" w:eastAsia="IBM Plex Mono" w:hAnsi="IBM Plex Mono" w:cs="IBM Plex Mono"/>
-          <w:color w:val="000000"/>
-          <w:sz w:val="18"/>
-        </w:rPr>
-        <w:br/>
-        <w:t xml:space="preserve">       - background: linear-gradient(135deg, #667eea 0%, #764ba2 100%)</w:t>
-      </w:r>
-      <w:r>
-        <w:rPr>
-          <w:rStyle w:val="VerbatimChar"/>
-          <w:rFonts w:ascii="IBM Plex Mono" w:eastAsia="IBM Plex Mono" w:hAnsi="IBM Plex Mono" w:cs="IBM Plex Mono"/>
-          <w:color w:val="000000"/>
-          <w:sz w:val="18"/>
-        </w:rPr>
-        <w:br/>
-        <w:t xml:space="preserve">       - color: white</w:t>
-      </w:r>
-      <w:r>
-        <w:rPr>
-          <w:rStyle w:val="VerbatimChar"/>
-          <w:rFonts w:ascii="IBM Plex Mono" w:eastAsia="IBM Plex Mono" w:hAnsi="IBM Plex Mono" w:cs="IBM Plex Mono"/>
-          <w:color w:val="000000"/>
-          <w:sz w:val="18"/>
-        </w:rPr>
-        <w:br/>
-        <w:t xml:space="preserve">       - display: flex</w:t>
-      </w:r>
-      <w:r>
-        <w:rPr>
-          <w:rStyle w:val="VerbatimChar"/>
-          <w:rFonts w:ascii="IBM Plex Mono" w:eastAsia="IBM Plex Mono" w:hAnsi="IBM Plex Mono" w:cs="IBM Plex Mono"/>
-          <w:color w:val="000000"/>
-          <w:sz w:val="18"/>
-        </w:rPr>
-        <w:br/>
-        <w:t xml:space="preserve">       - justify-content: center</w:t>
-      </w:r>
-      <w:r>
-        <w:rPr>
-          <w:rStyle w:val="VerbatimChar"/>
-          <w:rFonts w:ascii="IBM Plex Mono" w:eastAsia="IBM Plex Mono" w:hAnsi="IBM Plex Mono" w:cs="IBM Plex Mono"/>
-          <w:color w:val="000000"/>
-          <w:sz w:val="18"/>
-        </w:rPr>
-        <w:br/>
-        <w:t xml:space="preserve">       - align-items: center</w:t>
+        <w:t xml:space="preserve">       background: linear-gradient(135deg, #667eea 0%, #764ba2 100%)</w:t>
+      </w:r>
+      <w:r>
+        <w:rPr>
+          <w:rStyle w:val="VerbatimChar"/>
+          <w:rFonts w:ascii="IBM Plex Mono" w:eastAsia="IBM Plex Mono" w:hAnsi="IBM Plex Mono" w:cs="IBM Plex Mono"/>
+          <w:color w:val="000000"/>
+          <w:sz w:val="18"/>
+        </w:rPr>
+        <w:t>;</w:t>
+      </w:r>
+      <w:r>
+        <w:rPr>
+          <w:rStyle w:val="VerbatimChar"/>
+          <w:rFonts w:ascii="IBM Plex Mono" w:eastAsia="IBM Plex Mono" w:hAnsi="IBM Plex Mono" w:cs="IBM Plex Mono"/>
+          <w:color w:val="000000"/>
+          <w:sz w:val="18"/>
+        </w:rPr>
+        <w:br/>
+        <w:t xml:space="preserve">       color: white</w:t>
+      </w:r>
+      <w:r>
+        <w:rPr>
+          <w:rStyle w:val="VerbatimChar"/>
+          <w:rFonts w:ascii="IBM Plex Mono" w:eastAsia="IBM Plex Mono" w:hAnsi="IBM Plex Mono" w:cs="IBM Plex Mono"/>
+          <w:color w:val="000000"/>
+          <w:sz w:val="18"/>
+        </w:rPr>
+        <w:t>;</w:t>
+      </w:r>
+      <w:r>
+        <w:rPr>
+          <w:rStyle w:val="VerbatimChar"/>
+          <w:rFonts w:ascii="IBM Plex Mono" w:eastAsia="IBM Plex Mono" w:hAnsi="IBM Plex Mono" w:cs="IBM Plex Mono"/>
+          <w:color w:val="000000"/>
+          <w:sz w:val="18"/>
+        </w:rPr>
+        <w:br/>
+        <w:t xml:space="preserve">       display: flex</w:t>
+      </w:r>
+      <w:r>
+        <w:rPr>
+          <w:rStyle w:val="VerbatimChar"/>
+          <w:rFonts w:ascii="IBM Plex Mono" w:eastAsia="IBM Plex Mono" w:hAnsi="IBM Plex Mono" w:cs="IBM Plex Mono"/>
+          <w:color w:val="000000"/>
+          <w:sz w:val="18"/>
+        </w:rPr>
+        <w:t>;</w:t>
+      </w:r>
+      <w:r>
+        <w:rPr>
+          <w:rStyle w:val="VerbatimChar"/>
+          <w:rFonts w:ascii="IBM Plex Mono" w:eastAsia="IBM Plex Mono" w:hAnsi="IBM Plex Mono" w:cs="IBM Plex Mono"/>
+          <w:color w:val="000000"/>
+          <w:sz w:val="18"/>
+        </w:rPr>
+        <w:br/>
+        <w:t xml:space="preserve">       justify-content: center</w:t>
+      </w:r>
+      <w:r>
+        <w:rPr>
+          <w:rStyle w:val="VerbatimChar"/>
+          <w:rFonts w:ascii="IBM Plex Mono" w:eastAsia="IBM Plex Mono" w:hAnsi="IBM Plex Mono" w:cs="IBM Plex Mono"/>
+          <w:color w:val="000000"/>
+          <w:sz w:val="18"/>
+        </w:rPr>
+        <w:t>;</w:t>
+      </w:r>
+      <w:r>
+        <w:rPr>
+          <w:rStyle w:val="VerbatimChar"/>
+          <w:rFonts w:ascii="IBM Plex Mono" w:eastAsia="IBM Plex Mono" w:hAnsi="IBM Plex Mono" w:cs="IBM Plex Mono"/>
+          <w:color w:val="000000"/>
+          <w:sz w:val="18"/>
+        </w:rPr>
+        <w:br/>
+        <w:t xml:space="preserve">       align-items: center</w:t>
+      </w:r>
+      <w:r>
+        <w:rPr>
+          <w:rStyle w:val="VerbatimChar"/>
+          <w:rFonts w:ascii="IBM Plex Mono" w:eastAsia="IBM Plex Mono" w:hAnsi="IBM Plex Mono" w:cs="IBM Plex Mono"/>
+          <w:color w:val="000000"/>
+          <w:sz w:val="18"/>
+        </w:rPr>
+        <w:t>;</w:t>
+      </w:r>
+      <w:r>
+        <w:rPr>
+          <w:rStyle w:val="VerbatimChar"/>
+          <w:rFonts w:ascii="IBM Plex Mono" w:eastAsia="IBM Plex Mono" w:hAnsi="IBM Plex Mono" w:cs="IBM Plex Mono"/>
+          <w:color w:val="000000"/>
+          <w:sz w:val="18"/>
+        </w:rPr>
+        <w:br/>
+        <w:t xml:space="preserve">       height: 150px</w:t>
+      </w:r>
+      <w:r>
+        <w:rPr>
+          <w:rStyle w:val="VerbatimChar"/>
+          <w:rFonts w:ascii="IBM Plex Mono" w:eastAsia="IBM Plex Mono" w:hAnsi="IBM Plex Mono" w:cs="IBM Plex Mono"/>
+          <w:color w:val="000000"/>
+          <w:sz w:val="18"/>
+        </w:rPr>
+        <w:t>;</w:t>
+      </w:r>
+      <w:r>
+        <w:rPr>
+          <w:rStyle w:val="VerbatimChar"/>
+          <w:rFonts w:ascii="IBM Plex Mono" w:eastAsia="IBM Plex Mono" w:hAnsi="IBM Plex Mono" w:cs="IBM Plex Mono"/>
+          <w:color w:val="000000"/>
+          <w:sz w:val="18"/>
+        </w:rPr>
+        <w:br/>
+        <w:t xml:space="preserve">       font-size: 2rem</w:t>
+      </w:r>
+      <w:r>
+        <w:rPr>
+          <w:rStyle w:val="VerbatimChar"/>
+          <w:rFonts w:ascii="IBM Plex Mono" w:eastAsia="IBM Plex Mono" w:hAnsi="IBM Plex Mono" w:cs="IBM Plex Mono"/>
+          <w:color w:val="000000"/>
+          <w:sz w:val="18"/>
+        </w:rPr>
+        <w:t>;</w:t>
+      </w:r>
+      <w:r>
+        <w:rPr>
+          <w:rStyle w:val="VerbatimChar"/>
+          <w:rFonts w:ascii="IBM Plex Mono" w:eastAsia="IBM Plex Mono" w:hAnsi="IBM Plex Mono" w:cs="IBM Plex Mono"/>
+          <w:color w:val="000000"/>
+          <w:sz w:val="18"/>
+        </w:rPr>
+        <w:br/>
+        <w:t xml:space="preserve">       border-radius: 8px</w:t>
+      </w:r>
+      <w:r>
+        <w:rPr>
+          <w:rStyle w:val="VerbatimChar"/>
+          <w:rFonts w:ascii="IBM Plex Mono" w:eastAsia="IBM Plex Mono" w:hAnsi="IBM Plex Mono" w:cs="IBM Plex Mono"/>
+          <w:color w:val="000000"/>
+          <w:sz w:val="18"/>
+        </w:rPr>
+        <w:t>;</w:t>
+      </w:r>
+      <w:r>
+        <w:rPr>
+          <w:rStyle w:val="VerbatimChar"/>
+          <w:rFonts w:ascii="IBM Plex Mono" w:eastAsia="IBM Plex Mono" w:hAnsi="IBM Plex Mono" w:cs="IBM Plex Mono"/>
+          <w:color w:val="000000"/>
+          <w:sz w:val="18"/>
+        </w:rPr>
+        <w:br/>
+        <w:t>}</w:t>
+      </w:r>
+      <w:r>
+        <w:rPr>
+          <w:rStyle w:val="VerbatimChar"/>
+          <w:rFonts w:ascii="IBM Plex Mono" w:eastAsia="IBM Plex Mono" w:hAnsi="IBM Plex Mono" w:cs="IBM Plex Mono"/>
+          <w:color w:val="000000"/>
+          <w:sz w:val="18"/>
+        </w:rPr>
+        <w:br/>
+      </w:r>
+      <w:r>
+        <w:rPr>
+          <w:rStyle w:val="VerbatimChar"/>
+          <w:rFonts w:ascii="IBM Plex Mono" w:eastAsia="IBM Plex Mono" w:hAnsi="IBM Plex Mono" w:cs="IBM Plex Mono"/>
+          <w:color w:val="000000"/>
+          <w:sz w:val="18"/>
+        </w:rPr>
+        <w:br/>
+        <w:t>/* Responsive: Tự động giảm cột khi màn hình nhỏ */</w:t>
+      </w:r>
+      <w:r>
+        <w:rPr>
+          <w:rStyle w:val="VerbatimChar"/>
+          <w:rFonts w:ascii="IBM Plex Mono" w:eastAsia="IBM Plex Mono" w:hAnsi="IBM Plex Mono" w:cs="IBM Plex Mono"/>
+          <w:color w:val="000000"/>
+          <w:sz w:val="18"/>
+        </w:rPr>
+        <w:br/>
+        <w:t>.gallery {</w:t>
       </w:r>
       <w:r>
         <w:rPr>
@@ -8015,95 +8277,6 @@
           <w:sz w:val="18"/>
         </w:rPr>
         <w:lastRenderedPageBreak/>
-        <w:t xml:space="preserve">       - height: 150px</w:t>
-      </w:r>
-      <w:r>
-        <w:rPr>
-          <w:rStyle w:val="VerbatimChar"/>
-          <w:rFonts w:ascii="IBM Plex Mono" w:eastAsia="IBM Plex Mono" w:hAnsi="IBM Plex Mono" w:cs="IBM Plex Mono"/>
-          <w:color w:val="000000"/>
-          <w:sz w:val="18"/>
-        </w:rPr>
-        <w:br/>
-        <w:t xml:space="preserve">       - font-size: 2rem</w:t>
-      </w:r>
-      <w:r>
-        <w:rPr>
-          <w:rStyle w:val="VerbatimChar"/>
-          <w:rFonts w:ascii="IBM Plex Mono" w:eastAsia="IBM Plex Mono" w:hAnsi="IBM Plex Mono" w:cs="IBM Plex Mono"/>
-          <w:color w:val="000000"/>
-          <w:sz w:val="18"/>
-        </w:rPr>
-        <w:br/>
-        <w:t xml:space="preserve">       - border-radius: 8px</w:t>
-      </w:r>
-      <w:r>
-        <w:rPr>
-          <w:rStyle w:val="VerbatimChar"/>
-          <w:rFonts w:ascii="IBM Plex Mono" w:eastAsia="IBM Plex Mono" w:hAnsi="IBM Plex Mono" w:cs="IBM Plex Mono"/>
-          <w:color w:val="000000"/>
-          <w:sz w:val="18"/>
-        </w:rPr>
-        <w:br/>
-        <w:t xml:space="preserve">    */</w:t>
-      </w:r>
-      <w:r>
-        <w:rPr>
-          <w:rStyle w:val="VerbatimChar"/>
-          <w:rFonts w:ascii="IBM Plex Mono" w:eastAsia="IBM Plex Mono" w:hAnsi="IBM Plex Mono" w:cs="IBM Plex Mono"/>
-          <w:color w:val="000000"/>
-          <w:sz w:val="18"/>
-        </w:rPr>
-        <w:br/>
-        <w:t>}</w:t>
-      </w:r>
-      <w:r>
-        <w:rPr>
-          <w:rStyle w:val="VerbatimChar"/>
-          <w:rFonts w:ascii="IBM Plex Mono" w:eastAsia="IBM Plex Mono" w:hAnsi="IBM Plex Mono" w:cs="IBM Plex Mono"/>
-          <w:color w:val="000000"/>
-          <w:sz w:val="18"/>
-        </w:rPr>
-        <w:br/>
-      </w:r>
-      <w:r>
-        <w:rPr>
-          <w:rStyle w:val="VerbatimChar"/>
-          <w:rFonts w:ascii="IBM Plex Mono" w:eastAsia="IBM Plex Mono" w:hAnsi="IBM Plex Mono" w:cs="IBM Plex Mono"/>
-          <w:color w:val="000000"/>
-          <w:sz w:val="18"/>
-        </w:rPr>
-        <w:br/>
-        <w:t>/* Responsive: Tự động giảm cột khi màn hình nhỏ */</w:t>
-      </w:r>
-      <w:r>
-        <w:rPr>
-          <w:rStyle w:val="VerbatimChar"/>
-          <w:rFonts w:ascii="IBM Plex Mono" w:eastAsia="IBM Plex Mono" w:hAnsi="IBM Plex Mono" w:cs="IBM Plex Mono"/>
-          <w:color w:val="000000"/>
-          <w:sz w:val="18"/>
-        </w:rPr>
-        <w:br/>
-        <w:t>.gallery {</w:t>
-      </w:r>
-      <w:r>
-        <w:rPr>
-          <w:rStyle w:val="VerbatimChar"/>
-          <w:rFonts w:ascii="IBM Plex Mono" w:eastAsia="IBM Plex Mono" w:hAnsi="IBM Plex Mono" w:cs="IBM Plex Mono"/>
-          <w:color w:val="000000"/>
-          <w:sz w:val="18"/>
-        </w:rPr>
-        <w:br/>
-        <w:t xml:space="preserve">    /* TODO: Dùng auto-fit/auto-fill */</w:t>
-      </w:r>
-      <w:r>
-        <w:rPr>
-          <w:rStyle w:val="VerbatimChar"/>
-          <w:rFonts w:ascii="IBM Plex Mono" w:eastAsia="IBM Plex Mono" w:hAnsi="IBM Plex Mono" w:cs="IBM Plex Mono"/>
-          <w:color w:val="000000"/>
-          <w:sz w:val="18"/>
-        </w:rPr>
-        <w:br/>
         <w:t xml:space="preserve">    grid-template-columns: repeat(auto-fit, minmax(200px, 1fr));</w:t>
       </w:r>
       <w:r>
@@ -8454,6 +8627,7 @@
       <w:r>
         <w:rPr>
           <w:rFonts w:ascii="inter" w:eastAsia="inter" w:hAnsi="inter" w:cs="inter"/>
+          <w:noProof/>
           <w:color w:val="000000"/>
         </w:rPr>
         <w:lastRenderedPageBreak/>
@@ -8514,6 +8688,9 @@
         <w:spacing w:after="210" w:line="360" w:lineRule="auto"/>
       </w:pPr>
       <w:r>
+        <w:rPr>
+          <w:noProof/>
+        </w:rPr>
         <w:drawing>
           <wp:inline distT="0" distB="0" distL="0" distR="0" wp14:anchorId="09C7A58E" wp14:editId="0BC2D5BC">
             <wp:extent cx="6038850" cy="3402965"/>
@@ -9606,6 +9783,11 @@
       <w:pPr>
         <w:shd w:val="clear" w:color="auto" w:fill="F8F8FA"/>
         <w:spacing w:line="336" w:lineRule="auto"/>
+        <w:rPr>
+          <w:rFonts w:ascii="IBM Plex Mono" w:eastAsia="IBM Plex Mono" w:hAnsi="IBM Plex Mono" w:cs="IBM Plex Mono"/>
+          <w:color w:val="000000"/>
+          <w:sz w:val="18"/>
+        </w:rPr>
       </w:pPr>
       <w:r>
         <w:rPr>
@@ -9752,87 +9934,130 @@
           <w:sz w:val="18"/>
         </w:rPr>
         <w:lastRenderedPageBreak/>
-        <w:t xml:space="preserve">    /* TODO:</w:t>
-      </w:r>
-      <w:r>
-        <w:rPr>
-          <w:rStyle w:val="VerbatimChar"/>
-          <w:rFonts w:ascii="IBM Plex Mono" w:eastAsia="IBM Plex Mono" w:hAnsi="IBM Plex Mono" w:cs="IBM Plex Mono"/>
-          <w:color w:val="000000"/>
-          <w:sz w:val="18"/>
-        </w:rPr>
-        <w:br/>
-        <w:t xml:space="preserve">       - width: 50px, height: 50px</w:t>
-      </w:r>
-      <w:r>
-        <w:rPr>
-          <w:rStyle w:val="VerbatimChar"/>
-          <w:rFonts w:ascii="IBM Plex Mono" w:eastAsia="IBM Plex Mono" w:hAnsi="IBM Plex Mono" w:cs="IBM Plex Mono"/>
-          <w:color w:val="000000"/>
-          <w:sz w:val="18"/>
-        </w:rPr>
-        <w:br/>
-        <w:t xml:space="preserve">       - background: #007bff</w:t>
-      </w:r>
-      <w:r>
-        <w:rPr>
-          <w:rStyle w:val="VerbatimChar"/>
-          <w:rFonts w:ascii="IBM Plex Mono" w:eastAsia="IBM Plex Mono" w:hAnsi="IBM Plex Mono" w:cs="IBM Plex Mono"/>
-          <w:color w:val="000000"/>
-          <w:sz w:val="18"/>
-        </w:rPr>
-        <w:br/>
-        <w:t xml:space="preserve">       - color: white</w:t>
-      </w:r>
-      <w:r>
-        <w:rPr>
-          <w:rStyle w:val="VerbatimChar"/>
-          <w:rFonts w:ascii="IBM Plex Mono" w:eastAsia="IBM Plex Mono" w:hAnsi="IBM Plex Mono" w:cs="IBM Plex Mono"/>
-          <w:color w:val="000000"/>
-          <w:sz w:val="18"/>
-        </w:rPr>
-        <w:br/>
-        <w:t xml:space="preserve">       - border-radius: 50%</w:t>
-      </w:r>
-      <w:r>
-        <w:rPr>
-          <w:rStyle w:val="VerbatimChar"/>
-          <w:rFonts w:ascii="IBM Plex Mono" w:eastAsia="IBM Plex Mono" w:hAnsi="IBM Plex Mono" w:cs="IBM Plex Mono"/>
-          <w:color w:val="000000"/>
-          <w:sz w:val="18"/>
-        </w:rPr>
-        <w:br/>
-        <w:t xml:space="preserve">       - display: flex, justify/align center</w:t>
-      </w:r>
-      <w:r>
-        <w:rPr>
-          <w:rStyle w:val="VerbatimChar"/>
-          <w:rFonts w:ascii="IBM Plex Mono" w:eastAsia="IBM Plex Mono" w:hAnsi="IBM Plex Mono" w:cs="IBM Plex Mono"/>
-          <w:color w:val="000000"/>
-          <w:sz w:val="18"/>
-        </w:rPr>
-        <w:br/>
-        <w:t xml:space="preserve">       - text-decoration: none</w:t>
-      </w:r>
-      <w:r>
-        <w:rPr>
-          <w:rStyle w:val="VerbatimChar"/>
-          <w:rFonts w:ascii="IBM Plex Mono" w:eastAsia="IBM Plex Mono" w:hAnsi="IBM Plex Mono" w:cs="IBM Plex Mono"/>
-          <w:color w:val="000000"/>
-          <w:sz w:val="18"/>
-        </w:rPr>
-        <w:br/>
-        <w:t xml:space="preserve">       - font-size: 24px</w:t>
-      </w:r>
-      <w:r>
-        <w:rPr>
-          <w:rStyle w:val="VerbatimChar"/>
-          <w:rFonts w:ascii="IBM Plex Mono" w:eastAsia="IBM Plex Mono" w:hAnsi="IBM Plex Mono" w:cs="IBM Plex Mono"/>
-          <w:color w:val="000000"/>
-          <w:sz w:val="18"/>
-        </w:rPr>
-        <w:br/>
-        <w:t xml:space="preserve">    */</w:t>
+        <w:t xml:space="preserve">       width: 50px, height: 50px</w:t>
+      </w:r>
+      <w:r>
+        <w:rPr>
+          <w:rStyle w:val="VerbatimChar"/>
+          <w:rFonts w:ascii="IBM Plex Mono" w:eastAsia="IBM Plex Mono" w:hAnsi="IBM Plex Mono" w:cs="IBM Plex Mono"/>
+          <w:color w:val="000000"/>
+          <w:sz w:val="18"/>
+        </w:rPr>
+        <w:t>;</w:t>
+      </w:r>
+      <w:r>
+        <w:rPr>
+          <w:rStyle w:val="VerbatimChar"/>
+          <w:rFonts w:ascii="IBM Plex Mono" w:eastAsia="IBM Plex Mono" w:hAnsi="IBM Plex Mono" w:cs="IBM Plex Mono"/>
+          <w:color w:val="000000"/>
+          <w:sz w:val="18"/>
+        </w:rPr>
+        <w:br/>
+        <w:t xml:space="preserve">       background: #007bff</w:t>
+      </w:r>
+      <w:r>
+        <w:rPr>
+          <w:rStyle w:val="VerbatimChar"/>
+          <w:rFonts w:ascii="IBM Plex Mono" w:eastAsia="IBM Plex Mono" w:hAnsi="IBM Plex Mono" w:cs="IBM Plex Mono"/>
+          <w:color w:val="000000"/>
+          <w:sz w:val="18"/>
+        </w:rPr>
+        <w:t>;</w:t>
+      </w:r>
+      <w:r>
+        <w:rPr>
+          <w:rStyle w:val="VerbatimChar"/>
+          <w:rFonts w:ascii="IBM Plex Mono" w:eastAsia="IBM Plex Mono" w:hAnsi="IBM Plex Mono" w:cs="IBM Plex Mono"/>
+          <w:color w:val="000000"/>
+          <w:sz w:val="18"/>
+        </w:rPr>
+        <w:br/>
+        <w:t xml:space="preserve">       color: white</w:t>
+      </w:r>
+      <w:r>
+        <w:rPr>
+          <w:rStyle w:val="VerbatimChar"/>
+          <w:rFonts w:ascii="IBM Plex Mono" w:eastAsia="IBM Plex Mono" w:hAnsi="IBM Plex Mono" w:cs="IBM Plex Mono"/>
+          <w:color w:val="000000"/>
+          <w:sz w:val="18"/>
+        </w:rPr>
+        <w:t>;</w:t>
+      </w:r>
+      <w:r>
+        <w:rPr>
+          <w:rStyle w:val="VerbatimChar"/>
+          <w:rFonts w:ascii="IBM Plex Mono" w:eastAsia="IBM Plex Mono" w:hAnsi="IBM Plex Mono" w:cs="IBM Plex Mono"/>
+          <w:color w:val="000000"/>
+          <w:sz w:val="18"/>
+        </w:rPr>
+        <w:br/>
+        <w:t xml:space="preserve">       border-radius: 50%</w:t>
+      </w:r>
+      <w:r>
+        <w:rPr>
+          <w:rStyle w:val="VerbatimChar"/>
+          <w:rFonts w:ascii="IBM Plex Mono" w:eastAsia="IBM Plex Mono" w:hAnsi="IBM Plex Mono" w:cs="IBM Plex Mono"/>
+          <w:color w:val="000000"/>
+          <w:sz w:val="18"/>
+        </w:rPr>
+        <w:t>;</w:t>
+      </w:r>
+      <w:r>
+        <w:rPr>
+          <w:rStyle w:val="VerbatimChar"/>
+          <w:rFonts w:ascii="IBM Plex Mono" w:eastAsia="IBM Plex Mono" w:hAnsi="IBM Plex Mono" w:cs="IBM Plex Mono"/>
+          <w:color w:val="000000"/>
+          <w:sz w:val="18"/>
+        </w:rPr>
+        <w:br/>
+        <w:t xml:space="preserve">       display: flex, justify/align center</w:t>
+      </w:r>
+      <w:r>
+        <w:rPr>
+          <w:rStyle w:val="VerbatimChar"/>
+          <w:rFonts w:ascii="IBM Plex Mono" w:eastAsia="IBM Plex Mono" w:hAnsi="IBM Plex Mono" w:cs="IBM Plex Mono"/>
+          <w:color w:val="000000"/>
+          <w:sz w:val="18"/>
+        </w:rPr>
+        <w:t>;</w:t>
+      </w:r>
+      <w:r>
+        <w:rPr>
+          <w:rStyle w:val="VerbatimChar"/>
+          <w:rFonts w:ascii="IBM Plex Mono" w:eastAsia="IBM Plex Mono" w:hAnsi="IBM Plex Mono" w:cs="IBM Plex Mono"/>
+          <w:color w:val="000000"/>
+          <w:sz w:val="18"/>
+        </w:rPr>
+        <w:br/>
+        <w:t xml:space="preserve">       text-decoration: none</w:t>
+      </w:r>
+      <w:r>
+        <w:rPr>
+          <w:rStyle w:val="VerbatimChar"/>
+          <w:rFonts w:ascii="IBM Plex Mono" w:eastAsia="IBM Plex Mono" w:hAnsi="IBM Plex Mono" w:cs="IBM Plex Mono"/>
+          <w:color w:val="000000"/>
+          <w:sz w:val="18"/>
+        </w:rPr>
+        <w:t>;</w:t>
+      </w:r>
+      <w:r>
+        <w:rPr>
+          <w:rStyle w:val="VerbatimChar"/>
+          <w:rFonts w:ascii="IBM Plex Mono" w:eastAsia="IBM Plex Mono" w:hAnsi="IBM Plex Mono" w:cs="IBM Plex Mono"/>
+          <w:color w:val="000000"/>
+          <w:sz w:val="18"/>
+        </w:rPr>
+        <w:br/>
+        <w:t xml:space="preserve">       font-size: 24px</w:t>
+      </w:r>
+      <w:r>
+        <w:rPr>
+          <w:rStyle w:val="VerbatimChar"/>
+          <w:rFonts w:ascii="IBM Plex Mono" w:eastAsia="IBM Plex Mono" w:hAnsi="IBM Plex Mono" w:cs="IBM Plex Mono"/>
+          <w:color w:val="000000"/>
+          <w:sz w:val="18"/>
+        </w:rPr>
+        <w:t>;</w:t>
       </w:r>
       <w:r>
         <w:rPr>
@@ -9871,7 +10096,34 @@
           <w:sz w:val="18"/>
         </w:rPr>
         <w:br/>
-        <w:t xml:space="preserve">    /* TODO: background: #0056b3, transform: scale(1.1) */</w:t>
+        <w:t xml:space="preserve">    background: #0056b3</w:t>
+      </w:r>
+      <w:r>
+        <w:rPr>
+          <w:rStyle w:val="VerbatimChar"/>
+          <w:rFonts w:ascii="IBM Plex Mono" w:eastAsia="IBM Plex Mono" w:hAnsi="IBM Plex Mono" w:cs="IBM Plex Mono"/>
+          <w:color w:val="000000"/>
+          <w:sz w:val="18"/>
+        </w:rPr>
+        <w:t xml:space="preserve">; </w:t>
+      </w:r>
+      <w:r>
+        <w:rPr>
+          <w:rStyle w:val="VerbatimChar"/>
+          <w:rFonts w:ascii="IBM Plex Mono" w:eastAsia="IBM Plex Mono" w:hAnsi="IBM Plex Mono" w:cs="IBM Plex Mono"/>
+          <w:color w:val="000000"/>
+          <w:sz w:val="18"/>
+        </w:rPr>
+        <w:t xml:space="preserve">transform: scale(1.1) </w:t>
+      </w:r>
+      <w:r>
+        <w:rPr>
+          <w:rStyle w:val="VerbatimChar"/>
+          <w:rFonts w:ascii="IBM Plex Mono" w:eastAsia="IBM Plex Mono" w:hAnsi="IBM Plex Mono" w:cs="IBM Plex Mono"/>
+          <w:color w:val="000000"/>
+          <w:sz w:val="18"/>
+        </w:rPr>
+        <w:t>;</w:t>
       </w:r>
       <w:r>
         <w:rPr>
@@ -9930,7 +10182,33 @@
           <w:sz w:val="18"/>
         </w:rPr>
         <w:br/>
-        <w:t xml:space="preserve">        /* TODO: flex-direction: column */</w:t>
+      </w:r>
+      <w:r>
+        <w:rPr>
+          <w:rStyle w:val="VerbatimChar"/>
+          <w:rFonts w:ascii="IBM Plex Mono" w:eastAsia="IBM Plex Mono" w:hAnsi="IBM Plex Mono" w:cs="IBM Plex Mono"/>
+          <w:color w:val="000000"/>
+          <w:sz w:val="18"/>
+        </w:rPr>
+        <w:t xml:space="preserve">        </w:t>
+      </w:r>
+      <w:r>
+        <w:rPr>
+          <w:rStyle w:val="VerbatimChar"/>
+          <w:rFonts w:ascii="IBM Plex Mono" w:eastAsia="IBM Plex Mono" w:hAnsi="IBM Plex Mono" w:cs="IBM Plex Mono"/>
+          <w:color w:val="000000"/>
+          <w:sz w:val="18"/>
+        </w:rPr>
+        <w:t>flex-direction: column</w:t>
+      </w:r>
+      <w:r>
+        <w:rPr>
+          <w:rStyle w:val="VerbatimChar"/>
+          <w:rFonts w:ascii="IBM Plex Mono" w:eastAsia="IBM Plex Mono" w:hAnsi="IBM Plex Mono" w:cs="IBM Plex Mono"/>
+          <w:color w:val="000000"/>
+          <w:sz w:val="18"/>
+        </w:rPr>
+        <w:t>;</w:t>
       </w:r>
       <w:r>
         <w:rPr>
@@ -10063,6 +10341,9 @@
         <w:spacing w:after="210" w:line="360" w:lineRule="auto"/>
       </w:pPr>
       <w:r>
+        <w:rPr>
+          <w:noProof/>
+        </w:rPr>
         <w:lastRenderedPageBreak/>
         <w:drawing>
           <wp:inline distT="0" distB="0" distL="0" distR="0" wp14:anchorId="2C12D86E" wp14:editId="15B7A577">
@@ -13824,6 +14105,7 @@
   <w:style w:type="character" w:default="1" w:styleId="DefaultParagraphFont">
     <w:name w:val="Default Paragraph Font"/>
     <w:uiPriority w:val="1"/>
+    <w:semiHidden/>
     <w:unhideWhenUsed/>
   </w:style>
   <w:style w:type="table" w:default="1" w:styleId="TableNormal">
